--- a/entregables/mineria.docx
+++ b/entregables/mineria.docx
@@ -63,7 +63,7 @@
           <w:color w:val="1A2238"/>
           <w:sz w:val="23"/>
         </w:rPr>
-        <w:t>Documento de la Comisión Temática "Minería" del Plan Perú 2040 (CNPP / Colegio de Ingenieros del Perú). Parte de la proverbial riqueza minera del Perú y de su rol como sector que más aporta vía impuestos al crecimiento económico. Reconoce una "atmósfera antiminera" sin sustento, frente a una actividad formal normada por estrictos estándares internacionales. Propone una visión al 2040 de minería en armonía con la sociedad, orientada a la conservación del medio ambiente, la innovación tecnológica y el valor agregado, mediante el entendimiento Estado-Empresa-Comunidad, generación de clústeres y desarrollo de infraestructura. Incluye una cartera de proyectos por US$41,500 millones (70% cobre, 13% oro, según MEM) y 13 proyectos estratégicos con indicadores de proceso e impacto, pero sin metas cuantitativas con valores objetivo.</w:t>
+        <w:t>Informe ejecutivo de la Comisión Minería del Plan Perú 2040 (CNPP/Colegio de Ingenieros del Perú). Propone una minería con responsabilidad social, en armonía con el ambiente y la comunidad, basada en innovación, valor agregado y una alianza Estado-Empresa-Comunidad que revierta la atmósfera antiminera y reduzca los conflictos sociales.</w:t>
       </w:r>
     </w:p>
     <w:p>
@@ -108,7 +108,7 @@
                 <w:color w:val="D91023"/>
                 <w:sz w:val="36"/>
               </w:rPr>
-              <w:t>8</w:t>
+              <w:t>9</w:t>
               <w:br/>
             </w:r>
             <w:r>
@@ -140,7 +140,7 @@
                 <w:color w:val="D91023"/>
                 <w:sz w:val="36"/>
               </w:rPr>
-              <w:t>7</w:t>
+              <w:t>4</w:t>
               <w:br/>
             </w:r>
             <w:r>
@@ -172,7 +172,7 @@
                 <w:color w:val="D91023"/>
                 <w:sz w:val="36"/>
               </w:rPr>
-              <w:t>13</w:t>
+              <w:t>8</w:t>
               <w:br/>
             </w:r>
             <w:r>
@@ -183,7 +183,7 @@
                 <w:color w:val="5D6B88"/>
                 <w:sz w:val="17"/>
               </w:rPr>
-              <w:t>Metas 2050</w:t>
+              <w:t>Objetivos</w:t>
             </w:r>
           </w:p>
         </w:tc>
@@ -230,7 +230,173 @@
           <w:color w:val="D91023"/>
           <w:sz w:val="26"/>
         </w:rPr>
-        <w:t>Visión 2050</w:t>
+        <w:t>Contenido</w:t>
+      </w:r>
+    </w:p>
+    <w:p>
+      <w:r>
+        <w:rPr>
+          <w:rFonts w:ascii="Calibri" w:hAnsi="Calibri"/>
+          <w:b/>
+          <w:i w:val="0"/>
+          <w:color w:val="D91023"/>
+          <w:sz w:val="20"/>
+        </w:rPr>
+        <w:t xml:space="preserve">I.  </w:t>
+      </w:r>
+      <w:r>
+        <w:rPr>
+          <w:rFonts w:ascii="Calibri" w:hAnsi="Calibri"/>
+          <w:b w:val="0"/>
+          <w:i w:val="0"/>
+          <w:color w:val="1A2238"/>
+          <w:sz w:val="20"/>
+        </w:rPr>
+        <w:t>Síntesis de la situación futura</w:t>
+      </w:r>
+    </w:p>
+    <w:p>
+      <w:r>
+        <w:rPr>
+          <w:rFonts w:ascii="Calibri" w:hAnsi="Calibri"/>
+          <w:b/>
+          <w:i w:val="0"/>
+          <w:color w:val="D91023"/>
+          <w:sz w:val="20"/>
+        </w:rPr>
+        <w:t xml:space="preserve">II.  </w:t>
+      </w:r>
+      <w:r>
+        <w:rPr>
+          <w:rFonts w:ascii="Calibri" w:hAnsi="Calibri"/>
+          <w:b w:val="0"/>
+          <w:i w:val="0"/>
+          <w:color w:val="1A2238"/>
+          <w:sz w:val="20"/>
+        </w:rPr>
+        <w:t>Síntesis de la situación actual</w:t>
+      </w:r>
+    </w:p>
+    <w:p>
+      <w:r>
+        <w:rPr>
+          <w:rFonts w:ascii="Calibri" w:hAnsi="Calibri"/>
+          <w:b/>
+          <w:i w:val="0"/>
+          <w:color w:val="D91023"/>
+          <w:sz w:val="20"/>
+        </w:rPr>
+        <w:t xml:space="preserve">III.  </w:t>
+      </w:r>
+      <w:r>
+        <w:rPr>
+          <w:rFonts w:ascii="Calibri" w:hAnsi="Calibri"/>
+          <w:b w:val="0"/>
+          <w:i w:val="0"/>
+          <w:color w:val="1A2238"/>
+          <w:sz w:val="20"/>
+        </w:rPr>
+        <w:t>Objetivos estratégicos</w:t>
+      </w:r>
+    </w:p>
+    <w:p>
+      <w:r>
+        <w:rPr>
+          <w:rFonts w:ascii="Calibri" w:hAnsi="Calibri"/>
+          <w:b/>
+          <w:i w:val="0"/>
+          <w:color w:val="D91023"/>
+          <w:sz w:val="20"/>
+        </w:rPr>
+        <w:t xml:space="preserve">IV.  </w:t>
+      </w:r>
+      <w:r>
+        <w:rPr>
+          <w:rFonts w:ascii="Calibri" w:hAnsi="Calibri"/>
+          <w:b w:val="0"/>
+          <w:i w:val="0"/>
+          <w:color w:val="1A2238"/>
+          <w:sz w:val="20"/>
+        </w:rPr>
+        <w:t>Acciones estratégicas</w:t>
+      </w:r>
+    </w:p>
+    <w:p>
+      <w:r>
+        <w:rPr>
+          <w:rFonts w:ascii="Calibri" w:hAnsi="Calibri"/>
+          <w:b/>
+          <w:i w:val="0"/>
+          <w:color w:val="D91023"/>
+          <w:sz w:val="20"/>
+        </w:rPr>
+        <w:t xml:space="preserve">V.  </w:t>
+      </w:r>
+      <w:r>
+        <w:rPr>
+          <w:rFonts w:ascii="Calibri" w:hAnsi="Calibri"/>
+          <w:b w:val="0"/>
+          <w:i w:val="0"/>
+          <w:color w:val="1A2238"/>
+          <w:sz w:val="20"/>
+        </w:rPr>
+        <w:t>Matriz resumen (indicadores)</w:t>
+      </w:r>
+    </w:p>
+    <w:p>
+      <w:r>
+        <w:rPr>
+          <w:rFonts w:ascii="Calibri" w:hAnsi="Calibri"/>
+          <w:b/>
+          <w:i w:val="0"/>
+          <w:color w:val="D91023"/>
+          <w:sz w:val="20"/>
+        </w:rPr>
+        <w:t xml:space="preserve">VI.  </w:t>
+      </w:r>
+      <w:r>
+        <w:rPr>
+          <w:rFonts w:ascii="Calibri" w:hAnsi="Calibri"/>
+          <w:b w:val="0"/>
+          <w:i w:val="0"/>
+          <w:color w:val="1A2238"/>
+          <w:sz w:val="20"/>
+        </w:rPr>
+        <w:t>Hitos de los primeros 100 días de Gobierno</w:t>
+      </w:r>
+    </w:p>
+    <w:p>
+      <w:r>
+        <w:rPr>
+          <w:rFonts w:ascii="Calibri" w:hAnsi="Calibri"/>
+          <w:b/>
+          <w:i w:val="0"/>
+          <w:color w:val="D91023"/>
+          <w:sz w:val="20"/>
+        </w:rPr>
+        <w:t xml:space="preserve">VII.  </w:t>
+      </w:r>
+      <w:r>
+        <w:rPr>
+          <w:rFonts w:ascii="Calibri" w:hAnsi="Calibri"/>
+          <w:b w:val="0"/>
+          <w:i w:val="0"/>
+          <w:color w:val="1A2238"/>
+          <w:sz w:val="20"/>
+        </w:rPr>
+        <w:t>Articulación con el Acuerdo Nacional y el PEDN al 2050</w:t>
+      </w:r>
+    </w:p>
+    <w:p>
+      <w:r>
+        <w:rPr>
+          <w:rFonts w:ascii="Calibri" w:hAnsi="Calibri"/>
+          <w:b/>
+          <w:i w:val="0"/>
+          <w:color w:val="D91023"/>
+          <w:sz w:val="26"/>
+        </w:rPr>
+        <w:t>I · Síntesis de la situación futura</w:t>
       </w:r>
     </w:p>
     <w:p>
@@ -242,7 +408,7 @@
           <w:color w:val="1A2238"/>
           <w:sz w:val="21"/>
         </w:rPr>
-        <w:t>En el año 2040 la minería peruana logrará un gran posicionamiento en el mundo, en armonía con la sociedad, usando procesos orientados a la conservación (y recuperación) del medio ambiente, con productos resultantes de la aplicación de nuevos conocimientos, preparándose a las nuevas exigencias de la humanidad para convertir al Perú en un país creativo e innovador. El Perú será una sociedad con responsabilidad social, educada en la economía de la creatividad, que aprovecha su biodiversidad como eje económico y marca Perú, líder en oferta exportable de productos con valor agregado, con alta calidad de vida y ambiente sostenible.</w:t>
+        <w:t>En el año 2040 el Perú será una sociedad con responsabilidad social, educada en la economía de la creatividad, que aprovecha su biodiversidad como eje económico e innova a través de la ciencia y la tecnología con productos y servicios de alta calidad; será líder en la oferta exportable de productos con valor agregado, con una población de alta calidad de vida y oportunidades de desarrollo en un ambiente sostenible, teniendo a su biodiversidad como marca Perú en el mundo. La minería en 2040 logrará un gran posicionamiento mundial, en armonía con la sociedad, usando procesos orientados a la conservación y recuperación del medio ambiente, con productos resultantes de la aplicación de nuevos conocimientos, preparándose a las nuevas exigencias de la humanidad para convertir al Perú en un país creativo e innovador.</w:t>
       </w:r>
     </w:p>
     <w:p>
@@ -254,7 +420,7 @@
           <w:color w:val="D91023"/>
           <w:sz w:val="26"/>
         </w:rPr>
-        <w:t>Diagnóstico — brecha 2026</w:t>
+        <w:t>II · Síntesis de la situación actual</w:t>
       </w:r>
     </w:p>
     <w:p>
@@ -269,7 +435,7 @@
           <w:color w:val="1A2238"/>
           <w:sz w:val="21"/>
         </w:rPr>
-        <w:t>Mala distribución de la riqueza minera</w:t>
+        <w:t>A nivel internacional el Perú ocupa lugares privilegiados en Latinoamérica y el mundo por su alta producción y potencial minero.</w:t>
       </w:r>
     </w:p>
     <w:p>
@@ -284,7 +450,7 @@
           <w:color w:val="1A2238"/>
           <w:sz w:val="21"/>
         </w:rPr>
-        <w:t>Pocas o inexistentes consultas populares en nuevos proyectos</w:t>
+        <w:t>En Latinoamérica ocupa el primer lugar en producción de zinc, plomo, estaño, plata y oro, y el segundo lugar en cobre.</w:t>
       </w:r>
     </w:p>
     <w:p>
@@ -299,7 +465,7 @@
           <w:color w:val="1A2238"/>
           <w:sz w:val="21"/>
         </w:rPr>
-        <w:t>No existen convenios de proyectos a largo plazo</w:t>
+        <w:t>A nivel mundial ocupa el primer lugar en plata (16.48%), tercer lugar en zinc (12.15%), cobre (6.86%) y estaño; cuarto lugar en plomo (9.52%) y quinto lugar en oro (8.01%).</w:t>
       </w:r>
     </w:p>
     <w:p>
@@ -314,7 +480,7 @@
           <w:color w:val="1A2238"/>
           <w:sz w:val="21"/>
         </w:rPr>
-        <w:t>No hay leyes que regulen eficientemente el cuidado del medio ambiente</w:t>
+        <w:t>Es el segundo mayor productor de plata del mundo (aportó 116 Moz) y segundo mayor productor de cobre, con 8% de participación mundial (2010); principal productor de oro en Latinoamérica y sexto a nivel mundial.</w:t>
       </w:r>
     </w:p>
     <w:p>
@@ -329,7 +495,7 @@
           <w:color w:val="1A2238"/>
           <w:sz w:val="21"/>
         </w:rPr>
-        <w:t>Conflictos sociales ante nuevos proyectos</w:t>
+        <w:t>La minería es el sector que más ha aportado, mediante impuestos, al crecimiento económico del Perú en los últimos diez años, debido a los altos precios internacionales.</w:t>
       </w:r>
     </w:p>
     <w:p>
@@ -344,7 +510,7 @@
           <w:color w:val="1A2238"/>
           <w:sz w:val="21"/>
         </w:rPr>
-        <w:t>El Estado no tiene capacidad negociadora demostrada</w:t>
+        <w:t>Se ha incubado en el país una atmósfera anti-minera, considerada absurda y negativa, pese a que la actividad formal está normada por estrictos estándares internacionales que salvaguardan vida, salud y ambiente.</w:t>
       </w:r>
     </w:p>
     <w:p>
@@ -359,7 +525,7 @@
           <w:color w:val="1A2238"/>
           <w:sz w:val="21"/>
         </w:rPr>
-        <w:t>Existencia de una 'atmósfera antiminera' sin sustento real, sumamente negativa para el país</w:t>
+        <w:t>Aspectos que interrumpen su funcionamiento: mala distribución de la riqueza; poca o inexistente consulta popular en nuevos proyectos; ausencia de convenios de proyectos a largo plazo; falta de leyes que regulen eficientemente el cuidado del medio ambiente; conflictos sociales ante nuevos proyectos; demostrada falta de capacidad negociadora del Estado.</w:t>
       </w:r>
     </w:p>
     <w:p>
@@ -374,7 +540,7 @@
           <w:color w:val="1A2238"/>
           <w:sz w:val="21"/>
         </w:rPr>
-        <w:t>Deterioro del ambiente vinculado al círculo vicioso de la pobreza: presión de los pobres sobre los recursos naturales</w:t>
+        <w:t>Los sitiales de privilegio estarían en proceso de caída si los conflictos sociales siguen incrementándose en el país.</w:t>
       </w:r>
     </w:p>
     <w:p>
@@ -389,7 +555,19 @@
           <w:color w:val="1A2238"/>
           <w:sz w:val="21"/>
         </w:rPr>
-        <w:t>Se ha dejado de realizar la evaluación de los recursos naturales, indispensable para su aprovechamiento sostenido</w:t>
+        <w:t>Existen problemas de deterioro ambiental vinculados al círculo vicioso de la pobreza y al crecimiento urbano desorganizado, donde vive cerca del 70% de la población peruana (visión compartida CEPLAN).</w:t>
+      </w:r>
+    </w:p>
+    <w:p>
+      <w:r>
+        <w:rPr>
+          <w:rFonts w:ascii="Calibri" w:hAnsi="Calibri"/>
+          <w:b/>
+          <w:i w:val="0"/>
+          <w:color w:val="D91023"/>
+          <w:sz w:val="26"/>
+        </w:rPr>
+        <w:t>III · Objetivos estratégicos</w:t>
       </w:r>
     </w:p>
     <w:p>
@@ -404,7 +582,7 @@
           <w:color w:val="1A2238"/>
           <w:sz w:val="21"/>
         </w:rPr>
-        <w:t>Riesgo de caída de los sitiales de privilegio (producción de plata, cobre, oro) si los conflictos sociales siguen incrementándose</w:t>
+        <w:t>Implementar el cambio de imagen del Perú como país eco-biodiverso.</w:t>
       </w:r>
     </w:p>
     <w:p>
@@ -419,7 +597,7 @@
           <w:color w:val="1A2238"/>
           <w:sz w:val="21"/>
         </w:rPr>
-        <w:t>Minería informal e ilegal que afecta la calidad ambiental</w:t>
+        <w:t>Desarrollar políticas para el mantenimiento y exploración de mercados.</w:t>
       </w:r>
     </w:p>
     <w:p>
@@ -434,7 +612,82 @@
           <w:color w:val="1A2238"/>
           <w:sz w:val="21"/>
         </w:rPr>
-        <w:t>Crecimiento urbano acelerado y desorganizado por migración (cerca del 70% de la población vive en ciudades)</w:t>
+        <w:t>Asegurar las condiciones logísticas de las compañías mineras.</w:t>
+      </w:r>
+    </w:p>
+    <w:p>
+      <w:pPr>
+        <w:pStyle w:val="ListBullet"/>
+      </w:pPr>
+      <w:r>
+        <w:rPr>
+          <w:rFonts w:ascii="Calibri" w:hAnsi="Calibri"/>
+          <w:b w:val="0"/>
+          <w:i w:val="0"/>
+          <w:color w:val="1A2238"/>
+          <w:sz w:val="21"/>
+        </w:rPr>
+        <w:t>Desarrollo sostenible de las áreas de influencia de las compañías mineras.</w:t>
+      </w:r>
+    </w:p>
+    <w:p>
+      <w:pPr>
+        <w:pStyle w:val="ListBullet"/>
+      </w:pPr>
+      <w:r>
+        <w:rPr>
+          <w:rFonts w:ascii="Calibri" w:hAnsi="Calibri"/>
+          <w:b w:val="0"/>
+          <w:i w:val="0"/>
+          <w:color w:val="1A2238"/>
+          <w:sz w:val="21"/>
+        </w:rPr>
+        <w:t>Nuevas políticas del Estado y de las empresas mineras.</w:t>
+      </w:r>
+    </w:p>
+    <w:p>
+      <w:pPr>
+        <w:pStyle w:val="ListBullet"/>
+      </w:pPr>
+      <w:r>
+        <w:rPr>
+          <w:rFonts w:ascii="Calibri" w:hAnsi="Calibri"/>
+          <w:b w:val="0"/>
+          <w:i w:val="0"/>
+          <w:color w:val="1A2238"/>
+          <w:sz w:val="21"/>
+        </w:rPr>
+        <w:t>Desarrollo de mano de obra técnica especializada para el sector minero.</w:t>
+      </w:r>
+    </w:p>
+    <w:p>
+      <w:pPr>
+        <w:pStyle w:val="ListBullet"/>
+      </w:pPr>
+      <w:r>
+        <w:rPr>
+          <w:rFonts w:ascii="Calibri" w:hAnsi="Calibri"/>
+          <w:b w:val="0"/>
+          <w:i w:val="0"/>
+          <w:color w:val="1A2238"/>
+          <w:sz w:val="21"/>
+        </w:rPr>
+        <w:t>Desarrollar iniciativas de emprendimiento e innovación en sectores que apoyen al sostenimiento minero.</w:t>
+      </w:r>
+    </w:p>
+    <w:p>
+      <w:pPr>
+        <w:pStyle w:val="ListBullet"/>
+      </w:pPr>
+      <w:r>
+        <w:rPr>
+          <w:rFonts w:ascii="Calibri" w:hAnsi="Calibri"/>
+          <w:b w:val="0"/>
+          <w:i w:val="0"/>
+          <w:color w:val="1A2238"/>
+          <w:sz w:val="21"/>
+        </w:rPr>
+        <w:t>Desarrollar políticas de manejo ambiental y social que permitan la armonía con el ecosistema.</w:t>
       </w:r>
     </w:p>
     <w:p>
@@ -446,7 +699,214 @@
           <w:color w:val="D91023"/>
           <w:sz w:val="26"/>
         </w:rPr>
-        <w:t>Indicadores: hoy → meta 2050</w:t>
+        <w:t>IV · Acciones estratégicas</w:t>
+      </w:r>
+    </w:p>
+    <w:p>
+      <w:pPr>
+        <w:pStyle w:val="ListBullet"/>
+      </w:pPr>
+      <w:r>
+        <w:rPr>
+          <w:rFonts w:ascii="Calibri" w:hAnsi="Calibri"/>
+          <w:b w:val="0"/>
+          <w:i w:val="0"/>
+          <w:color w:val="1A2238"/>
+          <w:sz w:val="21"/>
+        </w:rPr>
+        <w:t>Proyecto 1: Cambio de currícula educativa, para dar a conocer desde la infancia la importancia de los recursos y la biodiversidad del Perú.</w:t>
+      </w:r>
+    </w:p>
+    <w:p>
+      <w:pPr>
+        <w:pStyle w:val="ListBullet"/>
+      </w:pPr>
+      <w:r>
+        <w:rPr>
+          <w:rFonts w:ascii="Calibri" w:hAnsi="Calibri"/>
+          <w:b w:val="0"/>
+          <w:i w:val="0"/>
+          <w:color w:val="1A2238"/>
+          <w:sz w:val="21"/>
+        </w:rPr>
+        <w:t>Proyecto 2: Creación de normativas eficientes sobre beneficios y sanciones por cuidado del medio ambiente.</w:t>
+      </w:r>
+    </w:p>
+    <w:p>
+      <w:pPr>
+        <w:pStyle w:val="ListBullet"/>
+      </w:pPr>
+      <w:r>
+        <w:rPr>
+          <w:rFonts w:ascii="Calibri" w:hAnsi="Calibri"/>
+          <w:b w:val="0"/>
+          <w:i w:val="0"/>
+          <w:color w:val="1A2238"/>
+          <w:sz w:val="21"/>
+        </w:rPr>
+        <w:t>Proyecto 3: Desarrollo de oficinas de mercadeo en cada consulado y embajada para mayor demanda de commodities y productos de valor agregado.</w:t>
+      </w:r>
+    </w:p>
+    <w:p>
+      <w:pPr>
+        <w:pStyle w:val="ListBullet"/>
+      </w:pPr>
+      <w:r>
+        <w:rPr>
+          <w:rFonts w:ascii="Calibri" w:hAnsi="Calibri"/>
+          <w:b w:val="0"/>
+          <w:i w:val="0"/>
+          <w:color w:val="1A2238"/>
+          <w:sz w:val="21"/>
+        </w:rPr>
+        <w:t>Proyecto 4: Desarrollo de oficinas del Estado para el apoyo de ventas a la mediana y pequeña empresa minera.</w:t>
+      </w:r>
+    </w:p>
+    <w:p>
+      <w:pPr>
+        <w:pStyle w:val="ListBullet"/>
+      </w:pPr>
+      <w:r>
+        <w:rPr>
+          <w:rFonts w:ascii="Calibri" w:hAnsi="Calibri"/>
+          <w:b w:val="0"/>
+          <w:i w:val="0"/>
+          <w:color w:val="1A2238"/>
+          <w:sz w:val="21"/>
+        </w:rPr>
+        <w:t>Proyecto 5: Desarrollo de infraestructura vial para el transporte logístico de los minerales hasta sus puntos de comercialización.</w:t>
+      </w:r>
+    </w:p>
+    <w:p>
+      <w:pPr>
+        <w:pStyle w:val="ListBullet"/>
+      </w:pPr>
+      <w:r>
+        <w:rPr>
+          <w:rFonts w:ascii="Calibri" w:hAnsi="Calibri"/>
+          <w:b w:val="0"/>
+          <w:i w:val="0"/>
+          <w:color w:val="1A2238"/>
+          <w:sz w:val="21"/>
+        </w:rPr>
+        <w:t>Proyecto 6: Desarrollo de infraestructura pluvial (puertos y embarcaciones) para el transporte de minerales a través de los ríos.</w:t>
+      </w:r>
+    </w:p>
+    <w:p>
+      <w:pPr>
+        <w:pStyle w:val="ListBullet"/>
+      </w:pPr>
+      <w:r>
+        <w:rPr>
+          <w:rFonts w:ascii="Calibri" w:hAnsi="Calibri"/>
+          <w:b w:val="0"/>
+          <w:i w:val="0"/>
+          <w:color w:val="1A2238"/>
+          <w:sz w:val="21"/>
+        </w:rPr>
+        <w:t>Proyecto 7: Desarrollo de infraestructura ferroviaria para el transporte logístico de minerales.</w:t>
+      </w:r>
+    </w:p>
+    <w:p>
+      <w:pPr>
+        <w:pStyle w:val="ListBullet"/>
+      </w:pPr>
+      <w:r>
+        <w:rPr>
+          <w:rFonts w:ascii="Calibri" w:hAnsi="Calibri"/>
+          <w:b w:val="0"/>
+          <w:i w:val="0"/>
+          <w:color w:val="1A2238"/>
+          <w:sz w:val="21"/>
+        </w:rPr>
+        <w:t>Proyecto 8: Convenio con comunidades de influencia para la educación privilegiada de hijos con trabajo en la empresa.</w:t>
+      </w:r>
+    </w:p>
+    <w:p>
+      <w:pPr>
+        <w:pStyle w:val="ListBullet"/>
+      </w:pPr>
+      <w:r>
+        <w:rPr>
+          <w:rFonts w:ascii="Calibri" w:hAnsi="Calibri"/>
+          <w:b w:val="0"/>
+          <w:i w:val="0"/>
+          <w:color w:val="1A2238"/>
+          <w:sz w:val="21"/>
+        </w:rPr>
+        <w:t>Proyecto 9: Desarrollo de políticas orientadas a la generación de clústeres mineros (coordinación comunidad-empresa-institutos/universidades para tecnologías ad-hoc).</w:t>
+      </w:r>
+    </w:p>
+    <w:p>
+      <w:pPr>
+        <w:pStyle w:val="ListBullet"/>
+      </w:pPr>
+      <w:r>
+        <w:rPr>
+          <w:rFonts w:ascii="Calibri" w:hAnsi="Calibri"/>
+          <w:b w:val="0"/>
+          <w:i w:val="0"/>
+          <w:color w:val="1A2238"/>
+          <w:sz w:val="21"/>
+        </w:rPr>
+        <w:t>Proyecto 10: Desarrollar proyectos orientados a capacitar y explotar recursos agrícolas, hídricos, ganaderos, etc., para mayor aprovechamiento de los recursos naturales.</w:t>
+      </w:r>
+    </w:p>
+    <w:p>
+      <w:pPr>
+        <w:pStyle w:val="ListBullet"/>
+      </w:pPr>
+      <w:r>
+        <w:rPr>
+          <w:rFonts w:ascii="Calibri" w:hAnsi="Calibri"/>
+          <w:b w:val="0"/>
+          <w:i w:val="0"/>
+          <w:color w:val="1A2238"/>
+          <w:sz w:val="21"/>
+        </w:rPr>
+        <w:t>Proyecto 11: Desarrollar y apoyar empresas con innovación en los procesos de extracción y procesamiento de minerales, formando unidades de I+D internas para liderazgo de costos.</w:t>
+      </w:r>
+    </w:p>
+    <w:p>
+      <w:pPr>
+        <w:pStyle w:val="ListBullet"/>
+      </w:pPr>
+      <w:r>
+        <w:rPr>
+          <w:rFonts w:ascii="Calibri" w:hAnsi="Calibri"/>
+          <w:b w:val="0"/>
+          <w:i w:val="0"/>
+          <w:color w:val="1A2238"/>
+          <w:sz w:val="21"/>
+        </w:rPr>
+        <w:t>Proyecto 12: Desarrollar nuevas empresas que elaboren prendas textiles con utilización de minerales (ejemplo: cobre) para mayor valor agregado.</w:t>
+      </w:r>
+    </w:p>
+    <w:p>
+      <w:pPr>
+        <w:pStyle w:val="ListBullet"/>
+      </w:pPr>
+      <w:r>
+        <w:rPr>
+          <w:rFonts w:ascii="Calibri" w:hAnsi="Calibri"/>
+          <w:b w:val="0"/>
+          <w:i w:val="0"/>
+          <w:color w:val="1A2238"/>
+          <w:sz w:val="21"/>
+        </w:rPr>
+        <w:t>Proyecto 13: Desarrollar comunidades de trabajadores con facilidades de vivienda, salud y educación como centro inicial de mano de obra (polos de desarrollo con estabilidad social).</w:t>
+      </w:r>
+    </w:p>
+    <w:p>
+      <w:r>
+        <w:rPr>
+          <w:rFonts w:ascii="Calibri" w:hAnsi="Calibri"/>
+          <w:b/>
+          <w:i w:val="0"/>
+          <w:color w:val="D91023"/>
+          <w:sz w:val="26"/>
+        </w:rPr>
+        <w:t>V · Matriz resumen — indicadores: hoy → meta 2050</w:t>
       </w:r>
     </w:p>
     <w:tbl>
@@ -588,7 +1048,839 @@
                 <w:color w:val="1A2238"/>
                 <w:sz w:val="16"/>
               </w:rPr>
-              <w:t>Recaudación tributaria (ampliación de base tributaria, según Acuerdo Nacional)</w:t>
+              <w:t>Cartera de proyectos mineros a ejecutarse en los próximos 10 años</w:t>
+            </w:r>
+          </w:p>
+        </w:tc>
+        <w:tc>
+          <w:tcPr>
+            <w:tcW w:type="dxa" w:w="1656"/>
+          </w:tcPr>
+          <w:p>
+            <w:r>
+              <w:rPr>
+                <w:rFonts w:ascii="Calibri" w:hAnsi="Calibri"/>
+                <w:b w:val="0"/>
+                <w:i w:val="0"/>
+                <w:color w:val="1A2238"/>
+                <w:sz w:val="16"/>
+              </w:rPr>
+              <w:t>41 500</w:t>
+            </w:r>
+          </w:p>
+        </w:tc>
+        <w:tc>
+          <w:tcPr>
+            <w:tcW w:type="dxa" w:w="1656"/>
+          </w:tcPr>
+          <w:p>
+            <w:r>
+              <w:rPr>
+                <w:rFonts w:ascii="Calibri" w:hAnsi="Calibri"/>
+                <w:b w:val="0"/>
+                <w:i w:val="0"/>
+                <w:color w:val="1A2238"/>
+                <w:sz w:val="16"/>
+              </w:rPr>
+              <w:t>s/d</w:t>
+            </w:r>
+          </w:p>
+        </w:tc>
+        <w:tc>
+          <w:tcPr>
+            <w:tcW w:type="dxa" w:w="1656"/>
+          </w:tcPr>
+          <w:p>
+            <w:r>
+              <w:rPr>
+                <w:rFonts w:ascii="Calibri" w:hAnsi="Calibri"/>
+                <w:b w:val="0"/>
+                <w:i w:val="0"/>
+                <w:color w:val="1A2238"/>
+                <w:sz w:val="16"/>
+              </w:rPr>
+              <w:t>millones de US$</w:t>
+            </w:r>
+          </w:p>
+        </w:tc>
+        <w:tc>
+          <w:tcPr>
+            <w:tcW w:type="dxa" w:w="1656"/>
+          </w:tcPr>
+          <w:p>
+            <w:r>
+              <w:rPr>
+                <w:rFonts w:ascii="Calibri" w:hAnsi="Calibri"/>
+                <w:b w:val="0"/>
+                <w:i w:val="0"/>
+                <w:color w:val="1A2238"/>
+                <w:sz w:val="16"/>
+              </w:rPr>
+              <w:t>—</w:t>
+            </w:r>
+          </w:p>
+        </w:tc>
+        <w:tc>
+          <w:tcPr>
+            <w:tcW w:type="dxa" w:w="1656"/>
+          </w:tcPr>
+          <w:p>
+            <w:r>
+              <w:rPr>
+                <w:rFonts w:ascii="Calibri" w:hAnsi="Calibri"/>
+                <w:b w:val="0"/>
+                <w:i w:val="0"/>
+                <w:color w:val="1A2238"/>
+                <w:sz w:val="16"/>
+              </w:rPr>
+              <w:t>Ministerio de Energía y Minas (MEM)</w:t>
+            </w:r>
+          </w:p>
+        </w:tc>
+      </w:tr>
+      <w:tr>
+        <w:tc>
+          <w:tcPr>
+            <w:tcW w:type="dxa" w:w="1656"/>
+          </w:tcPr>
+          <w:p>
+            <w:r>
+              <w:rPr>
+                <w:rFonts w:ascii="Calibri" w:hAnsi="Calibri"/>
+                <w:b/>
+                <w:i w:val="0"/>
+                <w:color w:val="1A2238"/>
+                <w:sz w:val="16"/>
+              </w:rPr>
+              <w:t>Participación del Perú en producción mundial de plata</w:t>
+            </w:r>
+          </w:p>
+        </w:tc>
+        <w:tc>
+          <w:tcPr>
+            <w:tcW w:type="dxa" w:w="1656"/>
+          </w:tcPr>
+          <w:p>
+            <w:r>
+              <w:rPr>
+                <w:rFonts w:ascii="Calibri" w:hAnsi="Calibri"/>
+                <w:b w:val="0"/>
+                <w:i w:val="0"/>
+                <w:color w:val="1A2238"/>
+                <w:sz w:val="16"/>
+              </w:rPr>
+              <w:t>16.48</w:t>
+            </w:r>
+          </w:p>
+        </w:tc>
+        <w:tc>
+          <w:tcPr>
+            <w:tcW w:type="dxa" w:w="1656"/>
+          </w:tcPr>
+          <w:p>
+            <w:r>
+              <w:rPr>
+                <w:rFonts w:ascii="Calibri" w:hAnsi="Calibri"/>
+                <w:b w:val="0"/>
+                <w:i w:val="0"/>
+                <w:color w:val="1A2238"/>
+                <w:sz w:val="16"/>
+              </w:rPr>
+              <w:t>s/d</w:t>
+            </w:r>
+          </w:p>
+        </w:tc>
+        <w:tc>
+          <w:tcPr>
+            <w:tcW w:type="dxa" w:w="1656"/>
+          </w:tcPr>
+          <w:p>
+            <w:r>
+              <w:rPr>
+                <w:rFonts w:ascii="Calibri" w:hAnsi="Calibri"/>
+                <w:b w:val="0"/>
+                <w:i w:val="0"/>
+                <w:color w:val="1A2238"/>
+                <w:sz w:val="16"/>
+              </w:rPr>
+              <w:t>% (primer lugar mundial)</w:t>
+            </w:r>
+          </w:p>
+        </w:tc>
+        <w:tc>
+          <w:tcPr>
+            <w:tcW w:type="dxa" w:w="1656"/>
+          </w:tcPr>
+          <w:p>
+            <w:r>
+              <w:rPr>
+                <w:rFonts w:ascii="Calibri" w:hAnsi="Calibri"/>
+                <w:b w:val="0"/>
+                <w:i w:val="0"/>
+                <w:color w:val="1A2238"/>
+                <w:sz w:val="16"/>
+              </w:rPr>
+              <w:t>—</w:t>
+            </w:r>
+          </w:p>
+        </w:tc>
+        <w:tc>
+          <w:tcPr>
+            <w:tcW w:type="dxa" w:w="1656"/>
+          </w:tcPr>
+          <w:p>
+            <w:r>
+              <w:rPr>
+                <w:rFonts w:ascii="Calibri" w:hAnsi="Calibri"/>
+                <w:b w:val="0"/>
+                <w:i w:val="0"/>
+                <w:color w:val="1A2238"/>
+                <w:sz w:val="16"/>
+              </w:rPr>
+              <w:t>Plan Perú 2040 - Comisión Minería</w:t>
+            </w:r>
+          </w:p>
+        </w:tc>
+      </w:tr>
+      <w:tr>
+        <w:tc>
+          <w:tcPr>
+            <w:tcW w:type="dxa" w:w="1656"/>
+          </w:tcPr>
+          <w:p>
+            <w:r>
+              <w:rPr>
+                <w:rFonts w:ascii="Calibri" w:hAnsi="Calibri"/>
+                <w:b/>
+                <w:i w:val="0"/>
+                <w:color w:val="1A2238"/>
+                <w:sz w:val="16"/>
+              </w:rPr>
+              <w:t>Participación del Perú en producción mundial de zinc</w:t>
+            </w:r>
+          </w:p>
+        </w:tc>
+        <w:tc>
+          <w:tcPr>
+            <w:tcW w:type="dxa" w:w="1656"/>
+          </w:tcPr>
+          <w:p>
+            <w:r>
+              <w:rPr>
+                <w:rFonts w:ascii="Calibri" w:hAnsi="Calibri"/>
+                <w:b w:val="0"/>
+                <w:i w:val="0"/>
+                <w:color w:val="1A2238"/>
+                <w:sz w:val="16"/>
+              </w:rPr>
+              <w:t>12.15</w:t>
+            </w:r>
+          </w:p>
+        </w:tc>
+        <w:tc>
+          <w:tcPr>
+            <w:tcW w:type="dxa" w:w="1656"/>
+          </w:tcPr>
+          <w:p>
+            <w:r>
+              <w:rPr>
+                <w:rFonts w:ascii="Calibri" w:hAnsi="Calibri"/>
+                <w:b w:val="0"/>
+                <w:i w:val="0"/>
+                <w:color w:val="1A2238"/>
+                <w:sz w:val="16"/>
+              </w:rPr>
+              <w:t>s/d</w:t>
+            </w:r>
+          </w:p>
+        </w:tc>
+        <w:tc>
+          <w:tcPr>
+            <w:tcW w:type="dxa" w:w="1656"/>
+          </w:tcPr>
+          <w:p>
+            <w:r>
+              <w:rPr>
+                <w:rFonts w:ascii="Calibri" w:hAnsi="Calibri"/>
+                <w:b w:val="0"/>
+                <w:i w:val="0"/>
+                <w:color w:val="1A2238"/>
+                <w:sz w:val="16"/>
+              </w:rPr>
+              <w:t>% (tercer lugar mundial)</w:t>
+            </w:r>
+          </w:p>
+        </w:tc>
+        <w:tc>
+          <w:tcPr>
+            <w:tcW w:type="dxa" w:w="1656"/>
+          </w:tcPr>
+          <w:p>
+            <w:r>
+              <w:rPr>
+                <w:rFonts w:ascii="Calibri" w:hAnsi="Calibri"/>
+                <w:b w:val="0"/>
+                <w:i w:val="0"/>
+                <w:color w:val="1A2238"/>
+                <w:sz w:val="16"/>
+              </w:rPr>
+              <w:t>—</w:t>
+            </w:r>
+          </w:p>
+        </w:tc>
+        <w:tc>
+          <w:tcPr>
+            <w:tcW w:type="dxa" w:w="1656"/>
+          </w:tcPr>
+          <w:p>
+            <w:r>
+              <w:rPr>
+                <w:rFonts w:ascii="Calibri" w:hAnsi="Calibri"/>
+                <w:b w:val="0"/>
+                <w:i w:val="0"/>
+                <w:color w:val="1A2238"/>
+                <w:sz w:val="16"/>
+              </w:rPr>
+              <w:t>Plan Perú 2040 - Comisión Minería</w:t>
+            </w:r>
+          </w:p>
+        </w:tc>
+      </w:tr>
+      <w:tr>
+        <w:tc>
+          <w:tcPr>
+            <w:tcW w:type="dxa" w:w="1656"/>
+          </w:tcPr>
+          <w:p>
+            <w:r>
+              <w:rPr>
+                <w:rFonts w:ascii="Calibri" w:hAnsi="Calibri"/>
+                <w:b/>
+                <w:i w:val="0"/>
+                <w:color w:val="1A2238"/>
+                <w:sz w:val="16"/>
+              </w:rPr>
+              <w:t>Participación del Perú en producción mundial de cobre</w:t>
+            </w:r>
+          </w:p>
+        </w:tc>
+        <w:tc>
+          <w:tcPr>
+            <w:tcW w:type="dxa" w:w="1656"/>
+          </w:tcPr>
+          <w:p>
+            <w:r>
+              <w:rPr>
+                <w:rFonts w:ascii="Calibri" w:hAnsi="Calibri"/>
+                <w:b w:val="0"/>
+                <w:i w:val="0"/>
+                <w:color w:val="1A2238"/>
+                <w:sz w:val="16"/>
+              </w:rPr>
+              <w:t>6.86</w:t>
+            </w:r>
+          </w:p>
+        </w:tc>
+        <w:tc>
+          <w:tcPr>
+            <w:tcW w:type="dxa" w:w="1656"/>
+          </w:tcPr>
+          <w:p>
+            <w:r>
+              <w:rPr>
+                <w:rFonts w:ascii="Calibri" w:hAnsi="Calibri"/>
+                <w:b w:val="0"/>
+                <w:i w:val="0"/>
+                <w:color w:val="1A2238"/>
+                <w:sz w:val="16"/>
+              </w:rPr>
+              <w:t>s/d</w:t>
+            </w:r>
+          </w:p>
+        </w:tc>
+        <w:tc>
+          <w:tcPr>
+            <w:tcW w:type="dxa" w:w="1656"/>
+          </w:tcPr>
+          <w:p>
+            <w:r>
+              <w:rPr>
+                <w:rFonts w:ascii="Calibri" w:hAnsi="Calibri"/>
+                <w:b w:val="0"/>
+                <w:i w:val="0"/>
+                <w:color w:val="1A2238"/>
+                <w:sz w:val="16"/>
+              </w:rPr>
+              <w:t>% (tercer lugar mundial)</w:t>
+            </w:r>
+          </w:p>
+        </w:tc>
+        <w:tc>
+          <w:tcPr>
+            <w:tcW w:type="dxa" w:w="1656"/>
+          </w:tcPr>
+          <w:p>
+            <w:r>
+              <w:rPr>
+                <w:rFonts w:ascii="Calibri" w:hAnsi="Calibri"/>
+                <w:b w:val="0"/>
+                <w:i w:val="0"/>
+                <w:color w:val="1A2238"/>
+                <w:sz w:val="16"/>
+              </w:rPr>
+              <w:t>—</w:t>
+            </w:r>
+          </w:p>
+        </w:tc>
+        <w:tc>
+          <w:tcPr>
+            <w:tcW w:type="dxa" w:w="1656"/>
+          </w:tcPr>
+          <w:p>
+            <w:r>
+              <w:rPr>
+                <w:rFonts w:ascii="Calibri" w:hAnsi="Calibri"/>
+                <w:b w:val="0"/>
+                <w:i w:val="0"/>
+                <w:color w:val="1A2238"/>
+                <w:sz w:val="16"/>
+              </w:rPr>
+              <w:t>Plan Perú 2040 - Comisión Minería</w:t>
+            </w:r>
+          </w:p>
+        </w:tc>
+      </w:tr>
+      <w:tr>
+        <w:tc>
+          <w:tcPr>
+            <w:tcW w:type="dxa" w:w="1656"/>
+          </w:tcPr>
+          <w:p>
+            <w:r>
+              <w:rPr>
+                <w:rFonts w:ascii="Calibri" w:hAnsi="Calibri"/>
+                <w:b/>
+                <w:i w:val="0"/>
+                <w:color w:val="1A2238"/>
+                <w:sz w:val="16"/>
+              </w:rPr>
+              <w:t>Participación del Perú en producción mundial de plomo</w:t>
+            </w:r>
+          </w:p>
+        </w:tc>
+        <w:tc>
+          <w:tcPr>
+            <w:tcW w:type="dxa" w:w="1656"/>
+          </w:tcPr>
+          <w:p>
+            <w:r>
+              <w:rPr>
+                <w:rFonts w:ascii="Calibri" w:hAnsi="Calibri"/>
+                <w:b w:val="0"/>
+                <w:i w:val="0"/>
+                <w:color w:val="1A2238"/>
+                <w:sz w:val="16"/>
+              </w:rPr>
+              <w:t>9.52</w:t>
+            </w:r>
+          </w:p>
+        </w:tc>
+        <w:tc>
+          <w:tcPr>
+            <w:tcW w:type="dxa" w:w="1656"/>
+          </w:tcPr>
+          <w:p>
+            <w:r>
+              <w:rPr>
+                <w:rFonts w:ascii="Calibri" w:hAnsi="Calibri"/>
+                <w:b w:val="0"/>
+                <w:i w:val="0"/>
+                <w:color w:val="1A2238"/>
+                <w:sz w:val="16"/>
+              </w:rPr>
+              <w:t>s/d</w:t>
+            </w:r>
+          </w:p>
+        </w:tc>
+        <w:tc>
+          <w:tcPr>
+            <w:tcW w:type="dxa" w:w="1656"/>
+          </w:tcPr>
+          <w:p>
+            <w:r>
+              <w:rPr>
+                <w:rFonts w:ascii="Calibri" w:hAnsi="Calibri"/>
+                <w:b w:val="0"/>
+                <w:i w:val="0"/>
+                <w:color w:val="1A2238"/>
+                <w:sz w:val="16"/>
+              </w:rPr>
+              <w:t>% (cuarto lugar mundial)</w:t>
+            </w:r>
+          </w:p>
+        </w:tc>
+        <w:tc>
+          <w:tcPr>
+            <w:tcW w:type="dxa" w:w="1656"/>
+          </w:tcPr>
+          <w:p>
+            <w:r>
+              <w:rPr>
+                <w:rFonts w:ascii="Calibri" w:hAnsi="Calibri"/>
+                <w:b w:val="0"/>
+                <w:i w:val="0"/>
+                <w:color w:val="1A2238"/>
+                <w:sz w:val="16"/>
+              </w:rPr>
+              <w:t>—</w:t>
+            </w:r>
+          </w:p>
+        </w:tc>
+        <w:tc>
+          <w:tcPr>
+            <w:tcW w:type="dxa" w:w="1656"/>
+          </w:tcPr>
+          <w:p>
+            <w:r>
+              <w:rPr>
+                <w:rFonts w:ascii="Calibri" w:hAnsi="Calibri"/>
+                <w:b w:val="0"/>
+                <w:i w:val="0"/>
+                <w:color w:val="1A2238"/>
+                <w:sz w:val="16"/>
+              </w:rPr>
+              <w:t>Plan Perú 2040 - Comisión Minería</w:t>
+            </w:r>
+          </w:p>
+        </w:tc>
+      </w:tr>
+      <w:tr>
+        <w:tc>
+          <w:tcPr>
+            <w:tcW w:type="dxa" w:w="1656"/>
+          </w:tcPr>
+          <w:p>
+            <w:r>
+              <w:rPr>
+                <w:rFonts w:ascii="Calibri" w:hAnsi="Calibri"/>
+                <w:b/>
+                <w:i w:val="0"/>
+                <w:color w:val="1A2238"/>
+                <w:sz w:val="16"/>
+              </w:rPr>
+              <w:t>Participación del Perú en producción mundial de oro</w:t>
+            </w:r>
+          </w:p>
+        </w:tc>
+        <w:tc>
+          <w:tcPr>
+            <w:tcW w:type="dxa" w:w="1656"/>
+          </w:tcPr>
+          <w:p>
+            <w:r>
+              <w:rPr>
+                <w:rFonts w:ascii="Calibri" w:hAnsi="Calibri"/>
+                <w:b w:val="0"/>
+                <w:i w:val="0"/>
+                <w:color w:val="1A2238"/>
+                <w:sz w:val="16"/>
+              </w:rPr>
+              <w:t>8.01</w:t>
+            </w:r>
+          </w:p>
+        </w:tc>
+        <w:tc>
+          <w:tcPr>
+            <w:tcW w:type="dxa" w:w="1656"/>
+          </w:tcPr>
+          <w:p>
+            <w:r>
+              <w:rPr>
+                <w:rFonts w:ascii="Calibri" w:hAnsi="Calibri"/>
+                <w:b w:val="0"/>
+                <w:i w:val="0"/>
+                <w:color w:val="1A2238"/>
+                <w:sz w:val="16"/>
+              </w:rPr>
+              <w:t>s/d</w:t>
+            </w:r>
+          </w:p>
+        </w:tc>
+        <w:tc>
+          <w:tcPr>
+            <w:tcW w:type="dxa" w:w="1656"/>
+          </w:tcPr>
+          <w:p>
+            <w:r>
+              <w:rPr>
+                <w:rFonts w:ascii="Calibri" w:hAnsi="Calibri"/>
+                <w:b w:val="0"/>
+                <w:i w:val="0"/>
+                <w:color w:val="1A2238"/>
+                <w:sz w:val="16"/>
+              </w:rPr>
+              <w:t>% (quinto lugar mundial)</w:t>
+            </w:r>
+          </w:p>
+        </w:tc>
+        <w:tc>
+          <w:tcPr>
+            <w:tcW w:type="dxa" w:w="1656"/>
+          </w:tcPr>
+          <w:p>
+            <w:r>
+              <w:rPr>
+                <w:rFonts w:ascii="Calibri" w:hAnsi="Calibri"/>
+                <w:b w:val="0"/>
+                <w:i w:val="0"/>
+                <w:color w:val="1A2238"/>
+                <w:sz w:val="16"/>
+              </w:rPr>
+              <w:t>—</w:t>
+            </w:r>
+          </w:p>
+        </w:tc>
+        <w:tc>
+          <w:tcPr>
+            <w:tcW w:type="dxa" w:w="1656"/>
+          </w:tcPr>
+          <w:p>
+            <w:r>
+              <w:rPr>
+                <w:rFonts w:ascii="Calibri" w:hAnsi="Calibri"/>
+                <w:b w:val="0"/>
+                <w:i w:val="0"/>
+                <w:color w:val="1A2238"/>
+                <w:sz w:val="16"/>
+              </w:rPr>
+              <w:t>Plan Perú 2040 - Comisión Minería</w:t>
+            </w:r>
+          </w:p>
+        </w:tc>
+      </w:tr>
+      <w:tr>
+        <w:tc>
+          <w:tcPr>
+            <w:tcW w:type="dxa" w:w="1656"/>
+          </w:tcPr>
+          <w:p>
+            <w:r>
+              <w:rPr>
+                <w:rFonts w:ascii="Calibri" w:hAnsi="Calibri"/>
+                <w:b/>
+                <w:i w:val="0"/>
+                <w:color w:val="1A2238"/>
+                <w:sz w:val="16"/>
+              </w:rPr>
+              <w:t>Participación del Perú en el mercado mundial de cobre (2010)</w:t>
+            </w:r>
+          </w:p>
+        </w:tc>
+        <w:tc>
+          <w:tcPr>
+            <w:tcW w:type="dxa" w:w="1656"/>
+          </w:tcPr>
+          <w:p>
+            <w:r>
+              <w:rPr>
+                <w:rFonts w:ascii="Calibri" w:hAnsi="Calibri"/>
+                <w:b w:val="0"/>
+                <w:i w:val="0"/>
+                <w:color w:val="1A2238"/>
+                <w:sz w:val="16"/>
+              </w:rPr>
+              <w:t>8</w:t>
+            </w:r>
+          </w:p>
+        </w:tc>
+        <w:tc>
+          <w:tcPr>
+            <w:tcW w:type="dxa" w:w="1656"/>
+          </w:tcPr>
+          <w:p>
+            <w:r>
+              <w:rPr>
+                <w:rFonts w:ascii="Calibri" w:hAnsi="Calibri"/>
+                <w:b w:val="0"/>
+                <w:i w:val="0"/>
+                <w:color w:val="1A2238"/>
+                <w:sz w:val="16"/>
+              </w:rPr>
+              <w:t>s/d</w:t>
+            </w:r>
+          </w:p>
+        </w:tc>
+        <w:tc>
+          <w:tcPr>
+            <w:tcW w:type="dxa" w:w="1656"/>
+          </w:tcPr>
+          <w:p>
+            <w:r>
+              <w:rPr>
+                <w:rFonts w:ascii="Calibri" w:hAnsi="Calibri"/>
+                <w:b w:val="0"/>
+                <w:i w:val="0"/>
+                <w:color w:val="1A2238"/>
+                <w:sz w:val="16"/>
+              </w:rPr>
+              <w:t>%</w:t>
+            </w:r>
+          </w:p>
+        </w:tc>
+        <w:tc>
+          <w:tcPr>
+            <w:tcW w:type="dxa" w:w="1656"/>
+          </w:tcPr>
+          <w:p>
+            <w:r>
+              <w:rPr>
+                <w:rFonts w:ascii="Calibri" w:hAnsi="Calibri"/>
+                <w:b w:val="0"/>
+                <w:i w:val="0"/>
+                <w:color w:val="1A2238"/>
+                <w:sz w:val="16"/>
+              </w:rPr>
+              <w:t>—</w:t>
+            </w:r>
+          </w:p>
+        </w:tc>
+        <w:tc>
+          <w:tcPr>
+            <w:tcW w:type="dxa" w:w="1656"/>
+          </w:tcPr>
+          <w:p>
+            <w:r>
+              <w:rPr>
+                <w:rFonts w:ascii="Calibri" w:hAnsi="Calibri"/>
+                <w:b w:val="0"/>
+                <w:i w:val="0"/>
+                <w:color w:val="1A2238"/>
+                <w:sz w:val="16"/>
+              </w:rPr>
+              <w:t>Plan Perú 2040 - Comisión Minería</w:t>
+            </w:r>
+          </w:p>
+        </w:tc>
+      </w:tr>
+      <w:tr>
+        <w:tc>
+          <w:tcPr>
+            <w:tcW w:type="dxa" w:w="1656"/>
+          </w:tcPr>
+          <w:p>
+            <w:r>
+              <w:rPr>
+                <w:rFonts w:ascii="Calibri" w:hAnsi="Calibri"/>
+                <w:b/>
+                <w:i w:val="0"/>
+                <w:color w:val="1A2238"/>
+                <w:sz w:val="16"/>
+              </w:rPr>
+              <w:t>Producción de plata del Perú (segundo productor mundial)</w:t>
+            </w:r>
+          </w:p>
+        </w:tc>
+        <w:tc>
+          <w:tcPr>
+            <w:tcW w:type="dxa" w:w="1656"/>
+          </w:tcPr>
+          <w:p>
+            <w:r>
+              <w:rPr>
+                <w:rFonts w:ascii="Calibri" w:hAnsi="Calibri"/>
+                <w:b w:val="0"/>
+                <w:i w:val="0"/>
+                <w:color w:val="1A2238"/>
+                <w:sz w:val="16"/>
+              </w:rPr>
+              <w:t>116</w:t>
+            </w:r>
+          </w:p>
+        </w:tc>
+        <w:tc>
+          <w:tcPr>
+            <w:tcW w:type="dxa" w:w="1656"/>
+          </w:tcPr>
+          <w:p>
+            <w:r>
+              <w:rPr>
+                <w:rFonts w:ascii="Calibri" w:hAnsi="Calibri"/>
+                <w:b w:val="0"/>
+                <w:i w:val="0"/>
+                <w:color w:val="1A2238"/>
+                <w:sz w:val="16"/>
+              </w:rPr>
+              <w:t>s/d</w:t>
+            </w:r>
+          </w:p>
+        </w:tc>
+        <w:tc>
+          <w:tcPr>
+            <w:tcW w:type="dxa" w:w="1656"/>
+          </w:tcPr>
+          <w:p>
+            <w:r>
+              <w:rPr>
+                <w:rFonts w:ascii="Calibri" w:hAnsi="Calibri"/>
+                <w:b w:val="0"/>
+                <w:i w:val="0"/>
+                <w:color w:val="1A2238"/>
+                <w:sz w:val="16"/>
+              </w:rPr>
+              <w:t>millones de onzas (Moz)</w:t>
+            </w:r>
+          </w:p>
+        </w:tc>
+        <w:tc>
+          <w:tcPr>
+            <w:tcW w:type="dxa" w:w="1656"/>
+          </w:tcPr>
+          <w:p>
+            <w:r>
+              <w:rPr>
+                <w:rFonts w:ascii="Calibri" w:hAnsi="Calibri"/>
+                <w:b w:val="0"/>
+                <w:i w:val="0"/>
+                <w:color w:val="1A2238"/>
+                <w:sz w:val="16"/>
+              </w:rPr>
+              <w:t>—</w:t>
+            </w:r>
+          </w:p>
+        </w:tc>
+        <w:tc>
+          <w:tcPr>
+            <w:tcW w:type="dxa" w:w="1656"/>
+          </w:tcPr>
+          <w:p>
+            <w:r>
+              <w:rPr>
+                <w:rFonts w:ascii="Calibri" w:hAnsi="Calibri"/>
+                <w:b w:val="0"/>
+                <w:i w:val="0"/>
+                <w:color w:val="1A2238"/>
+                <w:sz w:val="16"/>
+              </w:rPr>
+              <w:t>Silver Institute</w:t>
+            </w:r>
+          </w:p>
+        </w:tc>
+      </w:tr>
+      <w:tr>
+        <w:tc>
+          <w:tcPr>
+            <w:tcW w:type="dxa" w:w="1656"/>
+          </w:tcPr>
+          <w:p>
+            <w:r>
+              <w:rPr>
+                <w:rFonts w:ascii="Calibri" w:hAnsi="Calibri"/>
+                <w:b/>
+                <w:i w:val="0"/>
+                <w:color w:val="1A2238"/>
+                <w:sz w:val="16"/>
+              </w:rPr>
+              <w:t>Recaudación tributaria como porcentaje del PBI (meta de ampliación de base tributaria, Acuerdo Nacional - Tercer Objetivo)</w:t>
             </w:r>
           </w:p>
         </w:tc>
@@ -673,740 +1965,211 @@
                 <w:color w:val="1A2238"/>
                 <w:sz w:val="16"/>
               </w:rPr>
-              <w:t>Acuerdo Nacional, Tercer Objetivo (citado en el documento)</w:t>
-            </w:r>
-          </w:p>
-        </w:tc>
-      </w:tr>
-      <w:tr>
-        <w:tc>
-          <w:tcPr>
-            <w:tcW w:type="dxa" w:w="1656"/>
-          </w:tcPr>
-          <w:p>
-            <w:r>
-              <w:rPr>
-                <w:rFonts w:ascii="Calibri" w:hAnsi="Calibri"/>
-                <w:b/>
-                <w:i w:val="0"/>
-                <w:color w:val="1A2238"/>
-                <w:sz w:val="16"/>
-              </w:rPr>
-              <w:t>Cartera de proyectos mineros a ejecutar en los próximos 10 años</w:t>
-            </w:r>
-          </w:p>
-        </w:tc>
-        <w:tc>
-          <w:tcPr>
-            <w:tcW w:type="dxa" w:w="1656"/>
-          </w:tcPr>
-          <w:p>
-            <w:r>
-              <w:rPr>
-                <w:rFonts w:ascii="Calibri" w:hAnsi="Calibri"/>
-                <w:b w:val="0"/>
-                <w:i w:val="0"/>
-                <w:color w:val="1A2238"/>
-                <w:sz w:val="16"/>
-              </w:rPr>
-              <w:t>41 500</w:t>
-            </w:r>
-          </w:p>
-        </w:tc>
-        <w:tc>
-          <w:tcPr>
-            <w:tcW w:type="dxa" w:w="1656"/>
-          </w:tcPr>
-          <w:p>
-            <w:r>
-              <w:rPr>
-                <w:rFonts w:ascii="Calibri" w:hAnsi="Calibri"/>
-                <w:b w:val="0"/>
-                <w:i w:val="0"/>
-                <w:color w:val="1A2238"/>
-                <w:sz w:val="16"/>
-              </w:rPr>
-              <w:t>s/d</w:t>
-            </w:r>
-          </w:p>
-        </w:tc>
-        <w:tc>
-          <w:tcPr>
-            <w:tcW w:type="dxa" w:w="1656"/>
-          </w:tcPr>
-          <w:p>
-            <w:r>
-              <w:rPr>
-                <w:rFonts w:ascii="Calibri" w:hAnsi="Calibri"/>
-                <w:b w:val="0"/>
-                <w:i w:val="0"/>
-                <w:color w:val="1A2238"/>
-                <w:sz w:val="16"/>
-              </w:rPr>
-              <w:t>millones de US$</w:t>
-            </w:r>
-          </w:p>
-        </w:tc>
-        <w:tc>
-          <w:tcPr>
-            <w:tcW w:type="dxa" w:w="1656"/>
-          </w:tcPr>
-          <w:p>
-            <w:r>
-              <w:rPr>
-                <w:rFonts w:ascii="Calibri" w:hAnsi="Calibri"/>
-                <w:b w:val="0"/>
-                <w:i w:val="0"/>
-                <w:color w:val="1A2238"/>
-                <w:sz w:val="16"/>
-              </w:rPr>
-              <w:t>—</w:t>
-            </w:r>
-          </w:p>
-        </w:tc>
-        <w:tc>
-          <w:tcPr>
-            <w:tcW w:type="dxa" w:w="1656"/>
-          </w:tcPr>
-          <w:p>
-            <w:r>
-              <w:rPr>
-                <w:rFonts w:ascii="Calibri" w:hAnsi="Calibri"/>
-                <w:b w:val="0"/>
-                <w:i w:val="0"/>
-                <w:color w:val="1A2238"/>
-                <w:sz w:val="16"/>
-              </w:rPr>
-              <w:t>Ministerio de Energía y Minas (MEM), citado en el documento</w:t>
-            </w:r>
-          </w:p>
-        </w:tc>
-      </w:tr>
-      <w:tr>
-        <w:tc>
-          <w:tcPr>
-            <w:tcW w:type="dxa" w:w="1656"/>
-          </w:tcPr>
-          <w:p>
-            <w:r>
-              <w:rPr>
-                <w:rFonts w:ascii="Calibri" w:hAnsi="Calibri"/>
-                <w:b/>
-                <w:i w:val="0"/>
-                <w:color w:val="1A2238"/>
-                <w:sz w:val="16"/>
-              </w:rPr>
-              <w:t>Participación del Perú en la producción mundial de plata</w:t>
-            </w:r>
-          </w:p>
-        </w:tc>
-        <w:tc>
-          <w:tcPr>
-            <w:tcW w:type="dxa" w:w="1656"/>
-          </w:tcPr>
-          <w:p>
-            <w:r>
-              <w:rPr>
-                <w:rFonts w:ascii="Calibri" w:hAnsi="Calibri"/>
-                <w:b w:val="0"/>
-                <w:i w:val="0"/>
-                <w:color w:val="1A2238"/>
-                <w:sz w:val="16"/>
-              </w:rPr>
-              <w:t>16.48</w:t>
-            </w:r>
-          </w:p>
-        </w:tc>
-        <w:tc>
-          <w:tcPr>
-            <w:tcW w:type="dxa" w:w="1656"/>
-          </w:tcPr>
-          <w:p>
-            <w:r>
-              <w:rPr>
-                <w:rFonts w:ascii="Calibri" w:hAnsi="Calibri"/>
-                <w:b w:val="0"/>
-                <w:i w:val="0"/>
-                <w:color w:val="1A2238"/>
-                <w:sz w:val="16"/>
-              </w:rPr>
-              <w:t>s/d</w:t>
-            </w:r>
-          </w:p>
-        </w:tc>
-        <w:tc>
-          <w:tcPr>
-            <w:tcW w:type="dxa" w:w="1656"/>
-          </w:tcPr>
-          <w:p>
-            <w:r>
-              <w:rPr>
-                <w:rFonts w:ascii="Calibri" w:hAnsi="Calibri"/>
-                <w:b w:val="0"/>
-                <w:i w:val="0"/>
-                <w:color w:val="1A2238"/>
-                <w:sz w:val="16"/>
-              </w:rPr>
-              <w:t>% (primer lugar mundial)</w:t>
-            </w:r>
-          </w:p>
-        </w:tc>
-        <w:tc>
-          <w:tcPr>
-            <w:tcW w:type="dxa" w:w="1656"/>
-          </w:tcPr>
-          <w:p>
-            <w:r>
-              <w:rPr>
-                <w:rFonts w:ascii="Calibri" w:hAnsi="Calibri"/>
-                <w:b w:val="0"/>
-                <w:i w:val="0"/>
-                <w:color w:val="1A2238"/>
-                <w:sz w:val="16"/>
-              </w:rPr>
-              <w:t>—</w:t>
-            </w:r>
-          </w:p>
-        </w:tc>
-        <w:tc>
-          <w:tcPr>
-            <w:tcW w:type="dxa" w:w="1656"/>
-          </w:tcPr>
-          <w:p>
-            <w:r>
-              <w:rPr>
-                <w:rFonts w:ascii="Calibri" w:hAnsi="Calibri"/>
-                <w:b w:val="0"/>
-                <w:i w:val="0"/>
-                <w:color w:val="1A2238"/>
-                <w:sz w:val="16"/>
-              </w:rPr>
-              <w:t>Diagnóstico del documento (Plan Perú 2040)</w:t>
-            </w:r>
-          </w:p>
-        </w:tc>
-      </w:tr>
-      <w:tr>
-        <w:tc>
-          <w:tcPr>
-            <w:tcW w:type="dxa" w:w="1656"/>
-          </w:tcPr>
-          <w:p>
-            <w:r>
-              <w:rPr>
-                <w:rFonts w:ascii="Calibri" w:hAnsi="Calibri"/>
-                <w:b/>
-                <w:i w:val="0"/>
-                <w:color w:val="1A2238"/>
-                <w:sz w:val="16"/>
-              </w:rPr>
-              <w:t>Participación del Perú en la producción mundial de zinc</w:t>
-            </w:r>
-          </w:p>
-        </w:tc>
-        <w:tc>
-          <w:tcPr>
-            <w:tcW w:type="dxa" w:w="1656"/>
-          </w:tcPr>
-          <w:p>
-            <w:r>
-              <w:rPr>
-                <w:rFonts w:ascii="Calibri" w:hAnsi="Calibri"/>
-                <w:b w:val="0"/>
-                <w:i w:val="0"/>
-                <w:color w:val="1A2238"/>
-                <w:sz w:val="16"/>
-              </w:rPr>
-              <w:t>12.15</w:t>
-            </w:r>
-          </w:p>
-        </w:tc>
-        <w:tc>
-          <w:tcPr>
-            <w:tcW w:type="dxa" w:w="1656"/>
-          </w:tcPr>
-          <w:p>
-            <w:r>
-              <w:rPr>
-                <w:rFonts w:ascii="Calibri" w:hAnsi="Calibri"/>
-                <w:b w:val="0"/>
-                <w:i w:val="0"/>
-                <w:color w:val="1A2238"/>
-                <w:sz w:val="16"/>
-              </w:rPr>
-              <w:t>s/d</w:t>
-            </w:r>
-          </w:p>
-        </w:tc>
-        <w:tc>
-          <w:tcPr>
-            <w:tcW w:type="dxa" w:w="1656"/>
-          </w:tcPr>
-          <w:p>
-            <w:r>
-              <w:rPr>
-                <w:rFonts w:ascii="Calibri" w:hAnsi="Calibri"/>
-                <w:b w:val="0"/>
-                <w:i w:val="0"/>
-                <w:color w:val="1A2238"/>
-                <w:sz w:val="16"/>
-              </w:rPr>
-              <w:t>% (tercer lugar mundial)</w:t>
-            </w:r>
-          </w:p>
-        </w:tc>
-        <w:tc>
-          <w:tcPr>
-            <w:tcW w:type="dxa" w:w="1656"/>
-          </w:tcPr>
-          <w:p>
-            <w:r>
-              <w:rPr>
-                <w:rFonts w:ascii="Calibri" w:hAnsi="Calibri"/>
-                <w:b w:val="0"/>
-                <w:i w:val="0"/>
-                <w:color w:val="1A2238"/>
-                <w:sz w:val="16"/>
-              </w:rPr>
-              <w:t>—</w:t>
-            </w:r>
-          </w:p>
-        </w:tc>
-        <w:tc>
-          <w:tcPr>
-            <w:tcW w:type="dxa" w:w="1656"/>
-          </w:tcPr>
-          <w:p>
-            <w:r>
-              <w:rPr>
-                <w:rFonts w:ascii="Calibri" w:hAnsi="Calibri"/>
-                <w:b w:val="0"/>
-                <w:i w:val="0"/>
-                <w:color w:val="1A2238"/>
-                <w:sz w:val="16"/>
-              </w:rPr>
-              <w:t>Diagnóstico del documento (Plan Perú 2040)</w:t>
-            </w:r>
-          </w:p>
-        </w:tc>
-      </w:tr>
-      <w:tr>
-        <w:tc>
-          <w:tcPr>
-            <w:tcW w:type="dxa" w:w="1656"/>
-          </w:tcPr>
-          <w:p>
-            <w:r>
-              <w:rPr>
-                <w:rFonts w:ascii="Calibri" w:hAnsi="Calibri"/>
-                <w:b/>
-                <w:i w:val="0"/>
-                <w:color w:val="1A2238"/>
-                <w:sz w:val="16"/>
-              </w:rPr>
-              <w:t>Participación del Perú en la producción mundial de cobre</w:t>
-            </w:r>
-          </w:p>
-        </w:tc>
-        <w:tc>
-          <w:tcPr>
-            <w:tcW w:type="dxa" w:w="1656"/>
-          </w:tcPr>
-          <w:p>
-            <w:r>
-              <w:rPr>
-                <w:rFonts w:ascii="Calibri" w:hAnsi="Calibri"/>
-                <w:b w:val="0"/>
-                <w:i w:val="0"/>
-                <w:color w:val="1A2238"/>
-                <w:sz w:val="16"/>
-              </w:rPr>
-              <w:t>6.86</w:t>
-            </w:r>
-          </w:p>
-        </w:tc>
-        <w:tc>
-          <w:tcPr>
-            <w:tcW w:type="dxa" w:w="1656"/>
-          </w:tcPr>
-          <w:p>
-            <w:r>
-              <w:rPr>
-                <w:rFonts w:ascii="Calibri" w:hAnsi="Calibri"/>
-                <w:b w:val="0"/>
-                <w:i w:val="0"/>
-                <w:color w:val="1A2238"/>
-                <w:sz w:val="16"/>
-              </w:rPr>
-              <w:t>s/d</w:t>
-            </w:r>
-          </w:p>
-        </w:tc>
-        <w:tc>
-          <w:tcPr>
-            <w:tcW w:type="dxa" w:w="1656"/>
-          </w:tcPr>
-          <w:p>
-            <w:r>
-              <w:rPr>
-                <w:rFonts w:ascii="Calibri" w:hAnsi="Calibri"/>
-                <w:b w:val="0"/>
-                <w:i w:val="0"/>
-                <w:color w:val="1A2238"/>
-                <w:sz w:val="16"/>
-              </w:rPr>
-              <w:t>% (tercer lugar mundial)</w:t>
-            </w:r>
-          </w:p>
-        </w:tc>
-        <w:tc>
-          <w:tcPr>
-            <w:tcW w:type="dxa" w:w="1656"/>
-          </w:tcPr>
-          <w:p>
-            <w:r>
-              <w:rPr>
-                <w:rFonts w:ascii="Calibri" w:hAnsi="Calibri"/>
-                <w:b w:val="0"/>
-                <w:i w:val="0"/>
-                <w:color w:val="1A2238"/>
-                <w:sz w:val="16"/>
-              </w:rPr>
-              <w:t>—</w:t>
-            </w:r>
-          </w:p>
-        </w:tc>
-        <w:tc>
-          <w:tcPr>
-            <w:tcW w:type="dxa" w:w="1656"/>
-          </w:tcPr>
-          <w:p>
-            <w:r>
-              <w:rPr>
-                <w:rFonts w:ascii="Calibri" w:hAnsi="Calibri"/>
-                <w:b w:val="0"/>
-                <w:i w:val="0"/>
-                <w:color w:val="1A2238"/>
-                <w:sz w:val="16"/>
-              </w:rPr>
-              <w:t>Diagnóstico del documento (Plan Perú 2040)</w:t>
-            </w:r>
-          </w:p>
-        </w:tc>
-      </w:tr>
-      <w:tr>
-        <w:tc>
-          <w:tcPr>
-            <w:tcW w:type="dxa" w:w="1656"/>
-          </w:tcPr>
-          <w:p>
-            <w:r>
-              <w:rPr>
-                <w:rFonts w:ascii="Calibri" w:hAnsi="Calibri"/>
-                <w:b/>
-                <w:i w:val="0"/>
-                <w:color w:val="1A2238"/>
-                <w:sz w:val="16"/>
-              </w:rPr>
-              <w:t>Participación del Perú en la producción mundial de plomo</w:t>
-            </w:r>
-          </w:p>
-        </w:tc>
-        <w:tc>
-          <w:tcPr>
-            <w:tcW w:type="dxa" w:w="1656"/>
-          </w:tcPr>
-          <w:p>
-            <w:r>
-              <w:rPr>
-                <w:rFonts w:ascii="Calibri" w:hAnsi="Calibri"/>
-                <w:b w:val="0"/>
-                <w:i w:val="0"/>
-                <w:color w:val="1A2238"/>
-                <w:sz w:val="16"/>
-              </w:rPr>
-              <w:t>9.52</w:t>
-            </w:r>
-          </w:p>
-        </w:tc>
-        <w:tc>
-          <w:tcPr>
-            <w:tcW w:type="dxa" w:w="1656"/>
-          </w:tcPr>
-          <w:p>
-            <w:r>
-              <w:rPr>
-                <w:rFonts w:ascii="Calibri" w:hAnsi="Calibri"/>
-                <w:b w:val="0"/>
-                <w:i w:val="0"/>
-                <w:color w:val="1A2238"/>
-                <w:sz w:val="16"/>
-              </w:rPr>
-              <w:t>s/d</w:t>
-            </w:r>
-          </w:p>
-        </w:tc>
-        <w:tc>
-          <w:tcPr>
-            <w:tcW w:type="dxa" w:w="1656"/>
-          </w:tcPr>
-          <w:p>
-            <w:r>
-              <w:rPr>
-                <w:rFonts w:ascii="Calibri" w:hAnsi="Calibri"/>
-                <w:b w:val="0"/>
-                <w:i w:val="0"/>
-                <w:color w:val="1A2238"/>
-                <w:sz w:val="16"/>
-              </w:rPr>
-              <w:t>% (cuarto lugar mundial)</w:t>
-            </w:r>
-          </w:p>
-        </w:tc>
-        <w:tc>
-          <w:tcPr>
-            <w:tcW w:type="dxa" w:w="1656"/>
-          </w:tcPr>
-          <w:p>
-            <w:r>
-              <w:rPr>
-                <w:rFonts w:ascii="Calibri" w:hAnsi="Calibri"/>
-                <w:b w:val="0"/>
-                <w:i w:val="0"/>
-                <w:color w:val="1A2238"/>
-                <w:sz w:val="16"/>
-              </w:rPr>
-              <w:t>—</w:t>
-            </w:r>
-          </w:p>
-        </w:tc>
-        <w:tc>
-          <w:tcPr>
-            <w:tcW w:type="dxa" w:w="1656"/>
-          </w:tcPr>
-          <w:p>
-            <w:r>
-              <w:rPr>
-                <w:rFonts w:ascii="Calibri" w:hAnsi="Calibri"/>
-                <w:b w:val="0"/>
-                <w:i w:val="0"/>
-                <w:color w:val="1A2238"/>
-                <w:sz w:val="16"/>
-              </w:rPr>
-              <w:t>Diagnóstico del documento (Plan Perú 2040)</w:t>
-            </w:r>
-          </w:p>
-        </w:tc>
-      </w:tr>
-      <w:tr>
-        <w:tc>
-          <w:tcPr>
-            <w:tcW w:type="dxa" w:w="1656"/>
-          </w:tcPr>
-          <w:p>
-            <w:r>
-              <w:rPr>
-                <w:rFonts w:ascii="Calibri" w:hAnsi="Calibri"/>
-                <w:b/>
-                <w:i w:val="0"/>
-                <w:color w:val="1A2238"/>
-                <w:sz w:val="16"/>
-              </w:rPr>
-              <w:t>Participación del Perú en la producción mundial de oro</w:t>
-            </w:r>
-          </w:p>
-        </w:tc>
-        <w:tc>
-          <w:tcPr>
-            <w:tcW w:type="dxa" w:w="1656"/>
-          </w:tcPr>
-          <w:p>
-            <w:r>
-              <w:rPr>
-                <w:rFonts w:ascii="Calibri" w:hAnsi="Calibri"/>
-                <w:b w:val="0"/>
-                <w:i w:val="0"/>
-                <w:color w:val="1A2238"/>
-                <w:sz w:val="16"/>
-              </w:rPr>
-              <w:t>8.01</w:t>
-            </w:r>
-          </w:p>
-        </w:tc>
-        <w:tc>
-          <w:tcPr>
-            <w:tcW w:type="dxa" w:w="1656"/>
-          </w:tcPr>
-          <w:p>
-            <w:r>
-              <w:rPr>
-                <w:rFonts w:ascii="Calibri" w:hAnsi="Calibri"/>
-                <w:b w:val="0"/>
-                <w:i w:val="0"/>
-                <w:color w:val="1A2238"/>
-                <w:sz w:val="16"/>
-              </w:rPr>
-              <w:t>s/d</w:t>
-            </w:r>
-          </w:p>
-        </w:tc>
-        <w:tc>
-          <w:tcPr>
-            <w:tcW w:type="dxa" w:w="1656"/>
-          </w:tcPr>
-          <w:p>
-            <w:r>
-              <w:rPr>
-                <w:rFonts w:ascii="Calibri" w:hAnsi="Calibri"/>
-                <w:b w:val="0"/>
-                <w:i w:val="0"/>
-                <w:color w:val="1A2238"/>
-                <w:sz w:val="16"/>
-              </w:rPr>
-              <w:t>% (quinto lugar mundial)</w:t>
-            </w:r>
-          </w:p>
-        </w:tc>
-        <w:tc>
-          <w:tcPr>
-            <w:tcW w:type="dxa" w:w="1656"/>
-          </w:tcPr>
-          <w:p>
-            <w:r>
-              <w:rPr>
-                <w:rFonts w:ascii="Calibri" w:hAnsi="Calibri"/>
-                <w:b w:val="0"/>
-                <w:i w:val="0"/>
-                <w:color w:val="1A2238"/>
-                <w:sz w:val="16"/>
-              </w:rPr>
-              <w:t>—</w:t>
-            </w:r>
-          </w:p>
-        </w:tc>
-        <w:tc>
-          <w:tcPr>
-            <w:tcW w:type="dxa" w:w="1656"/>
-          </w:tcPr>
-          <w:p>
-            <w:r>
-              <w:rPr>
-                <w:rFonts w:ascii="Calibri" w:hAnsi="Calibri"/>
-                <w:b w:val="0"/>
-                <w:i w:val="0"/>
-                <w:color w:val="1A2238"/>
-                <w:sz w:val="16"/>
-              </w:rPr>
-              <w:t>Diagnóstico del documento (Plan Perú 2040)</w:t>
-            </w:r>
-          </w:p>
-        </w:tc>
-      </w:tr>
-      <w:tr>
-        <w:tc>
-          <w:tcPr>
-            <w:tcW w:type="dxa" w:w="1656"/>
-          </w:tcPr>
-          <w:p>
-            <w:r>
-              <w:rPr>
-                <w:rFonts w:ascii="Calibri" w:hAnsi="Calibri"/>
-                <w:b/>
-                <w:i w:val="0"/>
-                <w:color w:val="1A2238"/>
-                <w:sz w:val="16"/>
-              </w:rPr>
-              <w:t>Producción de oro proyectada en Minas Conga (primeros cinco años)</w:t>
-            </w:r>
-          </w:p>
-        </w:tc>
-        <w:tc>
-          <w:tcPr>
-            <w:tcW w:type="dxa" w:w="1656"/>
-          </w:tcPr>
-          <w:p>
-            <w:r>
-              <w:rPr>
-                <w:rFonts w:ascii="Calibri" w:hAnsi="Calibri"/>
-                <w:b w:val="0"/>
-                <w:i w:val="0"/>
-                <w:color w:val="1A2238"/>
-                <w:sz w:val="16"/>
-              </w:rPr>
-              <w:t>s/d</w:t>
-            </w:r>
-          </w:p>
-        </w:tc>
-        <w:tc>
-          <w:tcPr>
-            <w:tcW w:type="dxa" w:w="1656"/>
-          </w:tcPr>
-          <w:p>
-            <w:r>
-              <w:rPr>
-                <w:rFonts w:ascii="Calibri" w:hAnsi="Calibri"/>
-                <w:b w:val="0"/>
-                <w:i w:val="0"/>
-                <w:color w:val="1A2238"/>
-                <w:sz w:val="16"/>
-              </w:rPr>
-              <w:t>700 000</w:t>
-            </w:r>
-          </w:p>
-        </w:tc>
-        <w:tc>
-          <w:tcPr>
-            <w:tcW w:type="dxa" w:w="1656"/>
-          </w:tcPr>
-          <w:p>
-            <w:r>
-              <w:rPr>
-                <w:rFonts w:ascii="Calibri" w:hAnsi="Calibri"/>
-                <w:b w:val="0"/>
-                <w:i w:val="0"/>
-                <w:color w:val="1A2238"/>
-                <w:sz w:val="16"/>
-              </w:rPr>
-              <w:t>oz/año (rango 650,000-750,000 oz/a)</w:t>
-            </w:r>
-          </w:p>
-        </w:tc>
-        <w:tc>
-          <w:tcPr>
-            <w:tcW w:type="dxa" w:w="1656"/>
-          </w:tcPr>
-          <w:p>
-            <w:r>
-              <w:rPr>
-                <w:rFonts w:ascii="Calibri" w:hAnsi="Calibri"/>
-                <w:b w:val="0"/>
-                <w:i w:val="0"/>
-                <w:color w:val="1A2238"/>
-                <w:sz w:val="16"/>
-              </w:rPr>
-              <w:t>—</w:t>
-            </w:r>
-          </w:p>
-        </w:tc>
-        <w:tc>
-          <w:tcPr>
-            <w:tcW w:type="dxa" w:w="1656"/>
-          </w:tcPr>
-          <w:p>
-            <w:r>
-              <w:rPr>
-                <w:rFonts w:ascii="Calibri" w:hAnsi="Calibri"/>
-                <w:b w:val="0"/>
-                <w:i w:val="0"/>
-                <w:color w:val="1A2238"/>
-                <w:sz w:val="16"/>
-              </w:rPr>
-              <w:t>Documento, cartera de proyectos (Newmont Mining)</w:t>
+              <w:t>Acuerdo Nacional - Tercer Objetivo: Competitividad del País</w:t>
             </w:r>
           </w:p>
         </w:tc>
       </w:tr>
     </w:tbl>
+    <w:p>
+      <w:r>
+        <w:rPr>
+          <w:rFonts w:ascii="Calibri" w:hAnsi="Calibri"/>
+          <w:b/>
+          <w:i w:val="0"/>
+          <w:color w:val="D91023"/>
+          <w:sz w:val="26"/>
+        </w:rPr>
+        <w:t>VI · Hitos de los primeros 100 días de Gobierno</w:t>
+      </w:r>
+    </w:p>
+    <w:p>
+      <w:pPr>
+        <w:pStyle w:val="ListBullet"/>
+      </w:pPr>
+      <w:r>
+        <w:rPr>
+          <w:rFonts w:ascii="Calibri" w:hAnsi="Calibri"/>
+          <w:b w:val="0"/>
+          <w:i w:val="0"/>
+          <w:color w:val="1A2238"/>
+          <w:sz w:val="21"/>
+        </w:rPr>
+        <w:t>Generar una nueva política que permita concertar de manera racional, informada y democrática al Estado con las poblaciones (comunidades, cooperativas) y quienes llevan a cabo actividades mineras, para evitar cualquier tipo de conflicto.</w:t>
+      </w:r>
+      <w:r>
+        <w:rPr>
+          <w:rFonts w:ascii="Calibri" w:hAnsi="Calibri"/>
+          <w:b w:val="0"/>
+          <w:i/>
+          <w:color w:val="B8840E"/>
+          <w:sz w:val="17"/>
+        </w:rPr>
+        <w:t xml:space="preserve">  [Normativo / Diálogo]</w:t>
+      </w:r>
+    </w:p>
+    <w:p>
+      <w:pPr>
+        <w:pStyle w:val="ListBullet"/>
+      </w:pPr>
+      <w:r>
+        <w:rPr>
+          <w:rFonts w:ascii="Calibri" w:hAnsi="Calibri"/>
+          <w:b w:val="0"/>
+          <w:i w:val="0"/>
+          <w:color w:val="1A2238"/>
+          <w:sz w:val="21"/>
+        </w:rPr>
+        <w:t>Impulsar la inversión en investigación e innovación de los procesos tecnológicos mineros, con presencia del entorno empresarial.</w:t>
+      </w:r>
+      <w:r>
+        <w:rPr>
+          <w:rFonts w:ascii="Calibri" w:hAnsi="Calibri"/>
+          <w:b w:val="0"/>
+          <w:i/>
+          <w:color w:val="B8840E"/>
+          <w:sz w:val="17"/>
+        </w:rPr>
+        <w:t xml:space="preserve">  [Inversión / I+D]</w:t>
+      </w:r>
+    </w:p>
+    <w:p>
+      <w:pPr>
+        <w:pStyle w:val="ListBullet"/>
+      </w:pPr>
+      <w:r>
+        <w:rPr>
+          <w:rFonts w:ascii="Calibri" w:hAnsi="Calibri"/>
+          <w:b w:val="0"/>
+          <w:i w:val="0"/>
+          <w:color w:val="1A2238"/>
+          <w:sz w:val="21"/>
+        </w:rPr>
+        <w:t>Promover la generación de clústeres en los que convivan extracción, investigación y comunidad para generar mano de obra de mayor calidad y compenetrada con su entorno.</w:t>
+      </w:r>
+      <w:r>
+        <w:rPr>
+          <w:rFonts w:ascii="Calibri" w:hAnsi="Calibri"/>
+          <w:b w:val="0"/>
+          <w:i/>
+          <w:color w:val="B8840E"/>
+          <w:sz w:val="17"/>
+        </w:rPr>
+        <w:t xml:space="preserve">  [Articulación / Productivo]</w:t>
+      </w:r>
+    </w:p>
+    <w:p>
+      <w:pPr>
+        <w:pStyle w:val="ListBullet"/>
+      </w:pPr>
+      <w:r>
+        <w:rPr>
+          <w:rFonts w:ascii="Calibri" w:hAnsi="Calibri"/>
+          <w:b w:val="0"/>
+          <w:i w:val="0"/>
+          <w:color w:val="1A2238"/>
+          <w:sz w:val="21"/>
+        </w:rPr>
+        <w:t>Investigar productos con mayor valor agregado que permitan abrir nuevos mercados y generar mayor oferta exportable.</w:t>
+      </w:r>
+      <w:r>
+        <w:rPr>
+          <w:rFonts w:ascii="Calibri" w:hAnsi="Calibri"/>
+          <w:b w:val="0"/>
+          <w:i/>
+          <w:color w:val="B8840E"/>
+          <w:sz w:val="17"/>
+        </w:rPr>
+        <w:t xml:space="preserve">  [I+D / Comercio exterior]</w:t>
+      </w:r>
+    </w:p>
+    <w:p>
+      <w:r>
+        <w:rPr>
+          <w:rFonts w:ascii="Calibri" w:hAnsi="Calibri"/>
+          <w:b/>
+          <w:i w:val="0"/>
+          <w:color w:val="D91023"/>
+          <w:sz w:val="26"/>
+        </w:rPr>
+        <w:t>VII · Articulación con el Acuerdo Nacional y el PEDN al 2050</w:t>
+      </w:r>
+    </w:p>
+    <w:p>
+      <w:pPr>
+        <w:pStyle w:val="ListBullet"/>
+      </w:pPr>
+      <w:r>
+        <w:rPr>
+          <w:rFonts w:ascii="Calibri" w:hAnsi="Calibri"/>
+          <w:b w:val="0"/>
+          <w:i w:val="0"/>
+          <w:color w:val="1A2238"/>
+          <w:sz w:val="21"/>
+        </w:rPr>
+        <w:t>Acuerdo Nacional - Tercer Objetivo: Competitividad del País (política económica de economía social de mercado; ampliar la base tributaria hasta una recaudación no menor al 18% del PBI; promover inversión privada, infraestructura, innovación y comercio exterior).</w:t>
+      </w:r>
+    </w:p>
+    <w:p>
+      <w:pPr>
+        <w:pStyle w:val="ListBullet"/>
+      </w:pPr>
+      <w:r>
+        <w:rPr>
+          <w:rFonts w:ascii="Calibri" w:hAnsi="Calibri"/>
+          <w:b w:val="0"/>
+          <w:i w:val="0"/>
+          <w:color w:val="1A2238"/>
+          <w:sz w:val="21"/>
+        </w:rPr>
+        <w:t>Acuerdo Nacional - Décimo Octava Política de Estado: Búsqueda de la Competitividad, Productividad y Formalización de la Actividad Económica.</w:t>
+      </w:r>
+    </w:p>
+    <w:p>
+      <w:pPr>
+        <w:pStyle w:val="ListBullet"/>
+      </w:pPr>
+      <w:r>
+        <w:rPr>
+          <w:rFonts w:ascii="Calibri" w:hAnsi="Calibri"/>
+          <w:b w:val="0"/>
+          <w:i w:val="0"/>
+          <w:color w:val="1A2238"/>
+          <w:sz w:val="21"/>
+        </w:rPr>
+        <w:t>Acuerdo Nacional - Décimo Novena Política de Estado: Desarrollo Sostenible y Gestión Ambiental (estímulo a la inversión ambiental y transferencia de tecnología para una minería más limpia y competitiva).</w:t>
+      </w:r>
+    </w:p>
+    <w:p>
+      <w:pPr>
+        <w:pStyle w:val="ListBullet"/>
+      </w:pPr>
+      <w:r>
+        <w:rPr>
+          <w:rFonts w:ascii="Calibri" w:hAnsi="Calibri"/>
+          <w:b w:val="0"/>
+          <w:i w:val="0"/>
+          <w:color w:val="1A2238"/>
+          <w:sz w:val="21"/>
+        </w:rPr>
+        <w:t>Acuerdo Nacional - Vigésima Política de Estado: Desarrollo de la Ciencia y la Tecnología.</w:t>
+      </w:r>
+    </w:p>
+    <w:p>
+      <w:pPr>
+        <w:pStyle w:val="ListBullet"/>
+      </w:pPr>
+      <w:r>
+        <w:rPr>
+          <w:rFonts w:ascii="Calibri" w:hAnsi="Calibri"/>
+          <w:b w:val="0"/>
+          <w:i w:val="0"/>
+          <w:color w:val="1A2238"/>
+          <w:sz w:val="21"/>
+        </w:rPr>
+        <w:t>CEPLAN - Plan Perú 2021, Eje Estratégico 6: Conservación y aprovechamiento sostenible de los recursos naturales y la biodiversidad, con un ambiente que permita una buena calidad de vida y ecosistemas saludables, viables y funcionales en el largo plazo (Objetivo Nacional y Lineamientos de Política, CEPLAN 2021 p.190-191).</w:t>
+      </w:r>
+    </w:p>
     <w:p>
       <w:r>
         <w:rPr>
@@ -1428,7 +2191,7 @@
           <w:color w:val="1A2238"/>
           <w:sz w:val="21"/>
         </w:rPr>
-        <w:t xml:space="preserve">Respeto de estándares internacionales: </w:t>
+        <w:t xml:space="preserve">Imagen país eco-biodiverso e innovación: </w:t>
       </w:r>
       <w:r>
         <w:rPr>
@@ -1438,7 +2201,7 @@
           <w:color w:val="1A2238"/>
           <w:sz w:val="21"/>
         </w:rPr>
-        <w:t>Respeto de los estándares internacionales de producción minera para salvaguardar la vida, la salud y el ambiente.</w:t>
+        <w:t>Reposicionar al Perú como país biodiverso e innovador, no solo minero, agregando valor a los minerales mediante ciencia, tecnología y nuevos productos exportables.</w:t>
       </w:r>
     </w:p>
     <w:p>
@@ -1450,7 +2213,7 @@
           <w:color w:val="1A2238"/>
           <w:sz w:val="21"/>
         </w:rPr>
-        <w:t xml:space="preserve">Cumplimiento de compromisos y roles: </w:t>
+        <w:t xml:space="preserve">Alianza Estado-Empresa-Comunidad: </w:t>
       </w:r>
       <w:r>
         <w:rPr>
@@ -1460,7 +2223,7 @@
           <w:color w:val="1A2238"/>
           <w:sz w:val="21"/>
         </w:rPr>
-        <w:t>Cumplimiento efectivo de los compromisos y roles asumidos por los actores del sector.</w:t>
+        <w:t>Concertación racional, informada y democrática para reducir conflictos sociales, con consulta popular, redistribución de la riqueza y desarrollo sostenible de las áreas de influencia.</w:t>
       </w:r>
     </w:p>
     <w:p>
@@ -1472,7 +2235,7 @@
           <w:color w:val="1A2238"/>
           <w:sz w:val="21"/>
         </w:rPr>
-        <w:t xml:space="preserve">Emprendimiento social: </w:t>
+        <w:t xml:space="preserve">Infraestructura y logística: </w:t>
       </w:r>
       <w:r>
         <w:rPr>
@@ -1482,7 +2245,7 @@
           <w:color w:val="1A2238"/>
           <w:sz w:val="21"/>
         </w:rPr>
-        <w:t>Promoción del emprendimiento social como base del desarrollo minero.</w:t>
+        <w:t>Desarrollo de infraestructura vial, pluvial, portuaria y ferroviaria, y oficinas de mercadeo en embajadas/consulados para el transporte y comercialización de minerales y productos de valor agregado.</w:t>
       </w:r>
     </w:p>
     <w:p>
@@ -1494,7 +2257,7 @@
           <w:color w:val="1A2238"/>
           <w:sz w:val="21"/>
         </w:rPr>
-        <w:t xml:space="preserve">Cambio de mentalidad: </w:t>
+        <w:t xml:space="preserve">Manejo ambiental y social: </w:t>
       </w:r>
       <w:r>
         <w:rPr>
@@ -1504,607 +2267,7 @@
           <w:color w:val="1A2238"/>
           <w:sz w:val="21"/>
         </w:rPr>
-        <w:t>Cambio de mentalidad respecto a la actividad minera y su relación con el entorno.</w:t>
-      </w:r>
-    </w:p>
-    <w:p>
-      <w:r>
-        <w:rPr>
-          <w:rFonts w:ascii="Calibri" w:hAnsi="Calibri"/>
-          <w:b/>
-          <w:i w:val="0"/>
-          <w:color w:val="1A2238"/>
-          <w:sz w:val="21"/>
-        </w:rPr>
-        <w:t xml:space="preserve">Entendimiento Estado-Empresa-Comunidad: </w:t>
-      </w:r>
-      <w:r>
-        <w:rPr>
-          <w:rFonts w:ascii="Calibri" w:hAnsi="Calibri"/>
-          <w:b w:val="0"/>
-          <w:i w:val="0"/>
-          <w:color w:val="1A2238"/>
-          <w:sz w:val="21"/>
-        </w:rPr>
-        <w:t>Entendimiento y entendimiento tripartito entre Estado, empresa y comunidad para evitar conflictos.</w:t>
-      </w:r>
-    </w:p>
-    <w:p>
-      <w:r>
-        <w:rPr>
-          <w:rFonts w:ascii="Calibri" w:hAnsi="Calibri"/>
-          <w:b/>
-          <w:i w:val="0"/>
-          <w:color w:val="1A2238"/>
-          <w:sz w:val="21"/>
-        </w:rPr>
-        <w:t xml:space="preserve">Redistribución de la riqueza: </w:t>
-      </w:r>
-      <w:r>
-        <w:rPr>
-          <w:rFonts w:ascii="Calibri" w:hAnsi="Calibri"/>
-          <w:b w:val="0"/>
-          <w:i w:val="0"/>
-          <w:color w:val="1A2238"/>
-          <w:sz w:val="21"/>
-        </w:rPr>
-        <w:t>Redistribución de la riqueza con empresas colaterales al sector (turismo, agroexportación, piscicultura, etc.).</w:t>
-      </w:r>
-    </w:p>
-    <w:p>
-      <w:r>
-        <w:rPr>
-          <w:rFonts w:ascii="Calibri" w:hAnsi="Calibri"/>
-          <w:b/>
-          <w:i w:val="0"/>
-          <w:color w:val="1A2238"/>
-          <w:sz w:val="21"/>
-        </w:rPr>
-        <w:t xml:space="preserve">Respeto social con valores compartidos: </w:t>
-      </w:r>
-      <w:r>
-        <w:rPr>
-          <w:rFonts w:ascii="Calibri" w:hAnsi="Calibri"/>
-          <w:b w:val="0"/>
-          <w:i w:val="0"/>
-          <w:color w:val="1A2238"/>
-          <w:sz w:val="21"/>
-        </w:rPr>
-        <w:t>Respeto social sustentado en valores compartidos entre los actores.</w:t>
-      </w:r>
-    </w:p>
-    <w:p>
-      <w:r>
-        <w:rPr>
-          <w:rFonts w:ascii="Calibri" w:hAnsi="Calibri"/>
-          <w:b/>
-          <w:i w:val="0"/>
-          <w:color w:val="D91023"/>
-          <w:sz w:val="26"/>
-        </w:rPr>
-        <w:t>Metas 2050</w:t>
-      </w:r>
-    </w:p>
-    <w:p>
-      <w:pPr>
-        <w:pStyle w:val="ListBullet"/>
-      </w:pPr>
-      <w:r>
-        <w:rPr>
-          <w:rFonts w:ascii="Calibri" w:hAnsi="Calibri"/>
-          <w:b w:val="0"/>
-          <w:i w:val="0"/>
-          <w:color w:val="1A2238"/>
-          <w:sz w:val="21"/>
-        </w:rPr>
-        <w:t>Implementar el cambio de imagen del Perú como país eco-biodiverso</w:t>
-      </w:r>
-    </w:p>
-    <w:p>
-      <w:pPr>
-        <w:pStyle w:val="ListBullet"/>
-      </w:pPr>
-      <w:r>
-        <w:rPr>
-          <w:rFonts w:ascii="Calibri" w:hAnsi="Calibri"/>
-          <w:b w:val="0"/>
-          <w:i w:val="0"/>
-          <w:color w:val="1A2238"/>
-          <w:sz w:val="21"/>
-        </w:rPr>
-        <w:t>Desarrollar políticas para el mantenimiento y exploración de mercados</w:t>
-      </w:r>
-    </w:p>
-    <w:p>
-      <w:pPr>
-        <w:pStyle w:val="ListBullet"/>
-      </w:pPr>
-      <w:r>
-        <w:rPr>
-          <w:rFonts w:ascii="Calibri" w:hAnsi="Calibri"/>
-          <w:b w:val="0"/>
-          <w:i w:val="0"/>
-          <w:color w:val="1A2238"/>
-          <w:sz w:val="21"/>
-        </w:rPr>
-        <w:t>Asegurar las condiciones logísticas de las compañías mineras</w:t>
-      </w:r>
-    </w:p>
-    <w:p>
-      <w:pPr>
-        <w:pStyle w:val="ListBullet"/>
-      </w:pPr>
-      <w:r>
-        <w:rPr>
-          <w:rFonts w:ascii="Calibri" w:hAnsi="Calibri"/>
-          <w:b w:val="0"/>
-          <w:i w:val="0"/>
-          <w:color w:val="1A2238"/>
-          <w:sz w:val="21"/>
-        </w:rPr>
-        <w:t>Lograr el desarrollo sostenible de las áreas de influencia de las compañías mineras</w:t>
-      </w:r>
-    </w:p>
-    <w:p>
-      <w:pPr>
-        <w:pStyle w:val="ListBullet"/>
-      </w:pPr>
-      <w:r>
-        <w:rPr>
-          <w:rFonts w:ascii="Calibri" w:hAnsi="Calibri"/>
-          <w:b w:val="0"/>
-          <w:i w:val="0"/>
-          <w:color w:val="1A2238"/>
-          <w:sz w:val="21"/>
-        </w:rPr>
-        <w:t>Establecer nuevas políticas del Estado y de empresas mineras</w:t>
-      </w:r>
-    </w:p>
-    <w:p>
-      <w:pPr>
-        <w:pStyle w:val="ListBullet"/>
-      </w:pPr>
-      <w:r>
-        <w:rPr>
-          <w:rFonts w:ascii="Calibri" w:hAnsi="Calibri"/>
-          <w:b w:val="0"/>
-          <w:i w:val="0"/>
-          <w:color w:val="1A2238"/>
-          <w:sz w:val="21"/>
-        </w:rPr>
-        <w:t>Desarrollar mano de obra técnica especializada para el sector minero</w:t>
-      </w:r>
-    </w:p>
-    <w:p>
-      <w:pPr>
-        <w:pStyle w:val="ListBullet"/>
-      </w:pPr>
-      <w:r>
-        <w:rPr>
-          <w:rFonts w:ascii="Calibri" w:hAnsi="Calibri"/>
-          <w:b w:val="0"/>
-          <w:i w:val="0"/>
-          <w:color w:val="1A2238"/>
-          <w:sz w:val="21"/>
-        </w:rPr>
-        <w:t>Desarrollar iniciativas de emprendimiento e innovación en sectores que apoyen al sostenimiento minero</w:t>
-      </w:r>
-    </w:p>
-    <w:p>
-      <w:pPr>
-        <w:pStyle w:val="ListBullet"/>
-      </w:pPr>
-      <w:r>
-        <w:rPr>
-          <w:rFonts w:ascii="Calibri" w:hAnsi="Calibri"/>
-          <w:b w:val="0"/>
-          <w:i w:val="0"/>
-          <w:color w:val="1A2238"/>
-          <w:sz w:val="21"/>
-        </w:rPr>
-        <w:t>Desarrollar políticas de manejo ambiental y social que permitan la armonía con el ecosistema</w:t>
-      </w:r>
-    </w:p>
-    <w:p>
-      <w:pPr>
-        <w:pStyle w:val="ListBullet"/>
-      </w:pPr>
-      <w:r>
-        <w:rPr>
-          <w:rFonts w:ascii="Calibri" w:hAnsi="Calibri"/>
-          <w:b w:val="0"/>
-          <w:i w:val="0"/>
-          <w:color w:val="1A2238"/>
-          <w:sz w:val="21"/>
-        </w:rPr>
-        <w:t>Reducción de conflictos sociales</w:t>
-      </w:r>
-    </w:p>
-    <w:p>
-      <w:pPr>
-        <w:pStyle w:val="ListBullet"/>
-      </w:pPr>
-      <w:r>
-        <w:rPr>
-          <w:rFonts w:ascii="Calibri" w:hAnsi="Calibri"/>
-          <w:b w:val="0"/>
-          <w:i w:val="0"/>
-          <w:color w:val="1A2238"/>
-          <w:sz w:val="21"/>
-        </w:rPr>
-        <w:t>Buena imagen como país e incremento de la inversión</w:t>
-      </w:r>
-    </w:p>
-    <w:p>
-      <w:pPr>
-        <w:pStyle w:val="ListBullet"/>
-      </w:pPr>
-      <w:r>
-        <w:rPr>
-          <w:rFonts w:ascii="Calibri" w:hAnsi="Calibri"/>
-          <w:b w:val="0"/>
-          <w:i w:val="0"/>
-          <w:color w:val="1A2238"/>
-          <w:sz w:val="21"/>
-        </w:rPr>
-        <w:t>Mejores condiciones laborales en el mediano plazo</w:t>
-      </w:r>
-    </w:p>
-    <w:p>
-      <w:pPr>
-        <w:pStyle w:val="ListBullet"/>
-      </w:pPr>
-      <w:r>
-        <w:rPr>
-          <w:rFonts w:ascii="Calibri" w:hAnsi="Calibri"/>
-          <w:b w:val="0"/>
-          <w:i w:val="0"/>
-          <w:color w:val="1A2238"/>
-          <w:sz w:val="21"/>
-        </w:rPr>
-        <w:t>Desarrollo nacional y crecimiento del PBI</w:t>
-      </w:r>
-    </w:p>
-    <w:p>
-      <w:pPr>
-        <w:pStyle w:val="ListBullet"/>
-      </w:pPr>
-      <w:r>
-        <w:rPr>
-          <w:rFonts w:ascii="Calibri" w:hAnsi="Calibri"/>
-          <w:b w:val="0"/>
-          <w:i w:val="0"/>
-          <w:color w:val="1A2238"/>
-          <w:sz w:val="21"/>
-        </w:rPr>
-        <w:t>Ampliar la base tributaria hasta una recaudación no menor al 18% del PBI</w:t>
-      </w:r>
-    </w:p>
-    <w:p>
-      <w:r>
-        <w:rPr>
-          <w:rFonts w:ascii="Calibri" w:hAnsi="Calibri"/>
-          <w:b/>
-          <w:i w:val="0"/>
-          <w:color w:val="D91023"/>
-          <w:sz w:val="26"/>
-        </w:rPr>
-        <w:t>Acciones e iniciativas</w:t>
-      </w:r>
-    </w:p>
-    <w:p>
-      <w:pPr>
-        <w:pStyle w:val="ListBullet"/>
-      </w:pPr>
-      <w:r>
-        <w:rPr>
-          <w:rFonts w:ascii="Calibri" w:hAnsi="Calibri"/>
-          <w:b w:val="0"/>
-          <w:i w:val="0"/>
-          <w:color w:val="1A2238"/>
-          <w:sz w:val="21"/>
-        </w:rPr>
-        <w:t>Proyecto 1: Cambio de currícula educativa, incorporando la importancia de los recursos y la biodiversidad desde la infancia</w:t>
-      </w:r>
-    </w:p>
-    <w:p>
-      <w:pPr>
-        <w:pStyle w:val="ListBullet"/>
-      </w:pPr>
-      <w:r>
-        <w:rPr>
-          <w:rFonts w:ascii="Calibri" w:hAnsi="Calibri"/>
-          <w:b w:val="0"/>
-          <w:i w:val="0"/>
-          <w:color w:val="1A2238"/>
-          <w:sz w:val="21"/>
-        </w:rPr>
-        <w:t>Proyecto 2: Creación de normativas eficientes sobre beneficios y sanciones por cuidado del medio ambiente</w:t>
-      </w:r>
-    </w:p>
-    <w:p>
-      <w:pPr>
-        <w:pStyle w:val="ListBullet"/>
-      </w:pPr>
-      <w:r>
-        <w:rPr>
-          <w:rFonts w:ascii="Calibri" w:hAnsi="Calibri"/>
-          <w:b w:val="0"/>
-          <w:i w:val="0"/>
-          <w:color w:val="1A2238"/>
-          <w:sz w:val="21"/>
-        </w:rPr>
-        <w:t>Proyecto 3: Desarrollo de oficinas de mercadeo en cada consulado y embajada peruana</w:t>
-      </w:r>
-    </w:p>
-    <w:p>
-      <w:pPr>
-        <w:pStyle w:val="ListBullet"/>
-      </w:pPr>
-      <w:r>
-        <w:rPr>
-          <w:rFonts w:ascii="Calibri" w:hAnsi="Calibri"/>
-          <w:b w:val="0"/>
-          <w:i w:val="0"/>
-          <w:color w:val="1A2238"/>
-          <w:sz w:val="21"/>
-        </w:rPr>
-        <w:t>Proyecto 4: Desarrollo de oficinas del Estado para el apoyo de ventas a la mediana y pequeña empresa minera</w:t>
-      </w:r>
-    </w:p>
-    <w:p>
-      <w:pPr>
-        <w:pStyle w:val="ListBullet"/>
-      </w:pPr>
-      <w:r>
-        <w:rPr>
-          <w:rFonts w:ascii="Calibri" w:hAnsi="Calibri"/>
-          <w:b w:val="0"/>
-          <w:i w:val="0"/>
-          <w:color w:val="1A2238"/>
-          <w:sz w:val="21"/>
-        </w:rPr>
-        <w:t>Proyecto 5: Desarrollo de infraestructura vial</w:t>
-      </w:r>
-    </w:p>
-    <w:p>
-      <w:pPr>
-        <w:pStyle w:val="ListBullet"/>
-      </w:pPr>
-      <w:r>
-        <w:rPr>
-          <w:rFonts w:ascii="Calibri" w:hAnsi="Calibri"/>
-          <w:b w:val="0"/>
-          <w:i w:val="0"/>
-          <w:color w:val="1A2238"/>
-          <w:sz w:val="21"/>
-        </w:rPr>
-        <w:t>Proyecto 6: Desarrollo de infraestructura pluvial (puertos y embarcaciones fluviales)</w:t>
-      </w:r>
-    </w:p>
-    <w:p>
-      <w:pPr>
-        <w:pStyle w:val="ListBullet"/>
-      </w:pPr>
-      <w:r>
-        <w:rPr>
-          <w:rFonts w:ascii="Calibri" w:hAnsi="Calibri"/>
-          <w:b w:val="0"/>
-          <w:i w:val="0"/>
-          <w:color w:val="1A2238"/>
-          <w:sz w:val="21"/>
-        </w:rPr>
-        <w:t>Proyecto 7: Desarrollo de infraestructura ferroviaria</w:t>
-      </w:r>
-    </w:p>
-    <w:p>
-      <w:pPr>
-        <w:pStyle w:val="ListBullet"/>
-      </w:pPr>
-      <w:r>
-        <w:rPr>
-          <w:rFonts w:ascii="Calibri" w:hAnsi="Calibri"/>
-          <w:b w:val="0"/>
-          <w:i w:val="0"/>
-          <w:color w:val="1A2238"/>
-          <w:sz w:val="21"/>
-        </w:rPr>
-        <w:t>Proyecto 8: Convenio con comunidades de influencia para la educación privilegiada de hijos con trabajo en la empresa</w:t>
-      </w:r>
-    </w:p>
-    <w:p>
-      <w:pPr>
-        <w:pStyle w:val="ListBullet"/>
-      </w:pPr>
-      <w:r>
-        <w:rPr>
-          <w:rFonts w:ascii="Calibri" w:hAnsi="Calibri"/>
-          <w:b w:val="0"/>
-          <w:i w:val="0"/>
-          <w:color w:val="1A2238"/>
-          <w:sz w:val="21"/>
-        </w:rPr>
-        <w:t>Proyecto 9: Desarrollo de políticas orientadas a la generación de clústeres mineros</w:t>
-      </w:r>
-    </w:p>
-    <w:p>
-      <w:pPr>
-        <w:pStyle w:val="ListBullet"/>
-      </w:pPr>
-      <w:r>
-        <w:rPr>
-          <w:rFonts w:ascii="Calibri" w:hAnsi="Calibri"/>
-          <w:b w:val="0"/>
-          <w:i w:val="0"/>
-          <w:color w:val="1A2238"/>
-          <w:sz w:val="21"/>
-        </w:rPr>
-        <w:t>Proyecto 10: Desarrollar proyectos orientados a capacitar y explotar recursos agrícolas, hídricos, ganaderos, etc.</w:t>
-      </w:r>
-    </w:p>
-    <w:p>
-      <w:pPr>
-        <w:pStyle w:val="ListBullet"/>
-      </w:pPr>
-      <w:r>
-        <w:rPr>
-          <w:rFonts w:ascii="Calibri" w:hAnsi="Calibri"/>
-          <w:b w:val="0"/>
-          <w:i w:val="0"/>
-          <w:color w:val="1A2238"/>
-          <w:sz w:val="21"/>
-        </w:rPr>
-        <w:t>Proyecto 11: Desarrollar y apoyar empresas con innovación en los procesos de extracción y procesamiento de minerales</w:t>
-      </w:r>
-    </w:p>
-    <w:p>
-      <w:pPr>
-        <w:pStyle w:val="ListBullet"/>
-      </w:pPr>
-      <w:r>
-        <w:rPr>
-          <w:rFonts w:ascii="Calibri" w:hAnsi="Calibri"/>
-          <w:b w:val="0"/>
-          <w:i w:val="0"/>
-          <w:color w:val="1A2238"/>
-          <w:sz w:val="21"/>
-        </w:rPr>
-        <w:t>Proyecto 12: Desarrollar nuevas empresas que elaboren prendas textiles con utilización de minerales (ej. cobre)</w:t>
-      </w:r>
-    </w:p>
-    <w:p>
-      <w:pPr>
-        <w:pStyle w:val="ListBullet"/>
-      </w:pPr>
-      <w:r>
-        <w:rPr>
-          <w:rFonts w:ascii="Calibri" w:hAnsi="Calibri"/>
-          <w:b w:val="0"/>
-          <w:i w:val="0"/>
-          <w:color w:val="1A2238"/>
-          <w:sz w:val="21"/>
-        </w:rPr>
-        <w:t>Proyecto 13: Desarrollar comunidades de trabajadores con facilidades de vivienda, salud y educación como centro inicial de mano de obra</w:t>
-      </w:r>
-    </w:p>
-    <w:p>
-      <w:pPr>
-        <w:pStyle w:val="ListBullet"/>
-      </w:pPr>
-      <w:r>
-        <w:rPr>
-          <w:rFonts w:ascii="Calibri" w:hAnsi="Calibri"/>
-          <w:b w:val="0"/>
-          <w:i w:val="0"/>
-          <w:color w:val="1A2238"/>
-          <w:sz w:val="21"/>
-        </w:rPr>
-        <w:t>Elaboración de planes integrales Estado-Empresa-Comunidad</w:t>
-      </w:r>
-    </w:p>
-    <w:p>
-      <w:pPr>
-        <w:pStyle w:val="ListBullet"/>
-      </w:pPr>
-      <w:r>
-        <w:rPr>
-          <w:rFonts w:ascii="Calibri" w:hAnsi="Calibri"/>
-          <w:b w:val="0"/>
-          <w:i w:val="0"/>
-          <w:color w:val="1A2238"/>
-          <w:sz w:val="21"/>
-        </w:rPr>
-        <w:t>Alianzas estratégicas: clústeres, empresas mineras y universidades</w:t>
-      </w:r>
-    </w:p>
-    <w:p>
-      <w:pPr>
-        <w:pStyle w:val="ListBullet"/>
-      </w:pPr>
-      <w:r>
-        <w:rPr>
-          <w:rFonts w:ascii="Calibri" w:hAnsi="Calibri"/>
-          <w:b w:val="0"/>
-          <w:i w:val="0"/>
-          <w:color w:val="1A2238"/>
-          <w:sz w:val="21"/>
-        </w:rPr>
-        <w:t>Implementación de infraestructura mínima para el desarrollo</w:t>
-      </w:r>
-    </w:p>
-    <w:p>
-      <w:pPr>
-        <w:pStyle w:val="ListBullet"/>
-      </w:pPr>
-      <w:r>
-        <w:rPr>
-          <w:rFonts w:ascii="Calibri" w:hAnsi="Calibri"/>
-          <w:b w:val="0"/>
-          <w:i w:val="0"/>
-          <w:color w:val="1A2238"/>
-          <w:sz w:val="21"/>
-        </w:rPr>
-        <w:t>Aprovechamiento de recursos comunitarios</w:t>
-      </w:r>
-    </w:p>
-    <w:p>
-      <w:pPr>
-        <w:pStyle w:val="ListBullet"/>
-      </w:pPr>
-      <w:r>
-        <w:rPr>
-          <w:rFonts w:ascii="Calibri" w:hAnsi="Calibri"/>
-          <w:b w:val="0"/>
-          <w:i w:val="0"/>
-          <w:color w:val="1A2238"/>
-          <w:sz w:val="21"/>
-        </w:rPr>
-        <w:t>Mejora continua: innovación, competitividad y capacitación</w:t>
-      </w:r>
-    </w:p>
-    <w:p>
-      <w:pPr>
-        <w:pStyle w:val="ListBullet"/>
-      </w:pPr>
-      <w:r>
-        <w:rPr>
-          <w:rFonts w:ascii="Calibri" w:hAnsi="Calibri"/>
-          <w:b w:val="0"/>
-          <w:i w:val="0"/>
-          <w:color w:val="1A2238"/>
-          <w:sz w:val="21"/>
-        </w:rPr>
-        <w:t>Eslabonamiento empresarial-clústeres</w:t>
-      </w:r>
-    </w:p>
-    <w:p>
-      <w:pPr>
-        <w:pStyle w:val="ListBullet"/>
-      </w:pPr>
-      <w:r>
-        <w:rPr>
-          <w:rFonts w:ascii="Calibri" w:hAnsi="Calibri"/>
-          <w:b w:val="0"/>
-          <w:i w:val="0"/>
-          <w:color w:val="1A2238"/>
-          <w:sz w:val="21"/>
-        </w:rPr>
-        <w:t>Desarrollo de oficinas de mercadeo en cada embajada y consulado peruano</w:t>
-      </w:r>
-    </w:p>
-    <w:p>
-      <w:pPr>
-        <w:pStyle w:val="ListBullet"/>
-      </w:pPr>
-      <w:r>
-        <w:rPr>
-          <w:rFonts w:ascii="Calibri" w:hAnsi="Calibri"/>
-          <w:b w:val="0"/>
-          <w:i w:val="0"/>
-          <w:color w:val="1A2238"/>
-          <w:sz w:val="21"/>
-        </w:rPr>
-        <w:t>Desarrollo de infraestructura portuaria</w:t>
+        <w:t>Normativa eficiente de beneficios y sanciones por cuidado del ambiente y procesos orientados a la conservación y recuperación del medio ambiente en armonía con el ecosistema.</w:t>
       </w:r>
     </w:p>
     <w:p>
@@ -2128,7 +2291,7 @@
           <w:color w:val="1A2238"/>
           <w:sz w:val="21"/>
         </w:rPr>
-        <w:t>Es urgente generar una nueva política que permita concertar -de manera racional, informada y democrática- al Estado con las poblaciones (comunidades, cooperativas) y con quienes llevan a cabo actividades mineras, para evitar cualquier tipo de conflicto. Ello debe acompañarse de inversión en investigación e innovación de los procesos tecnológicos mineros (con presencia del entorno empresarial), de la generación de clústeres donde convivan extracción, investigación y comunidad para formar mano de obra de mayor calidad, y de la investigación de productos con mayor valor agregado que abran nuevos mercados y aumenten la oferta exportable.</w:t>
+        <w:t>Es urgente generar una nueva política que concerte de manera racional, informada y democrática al Estado con las comunidades y quienes realizan actividades mineras, para evitar conflictos; invertir en investigación e innovación de los procesos tecnológicos mineros con presencia del entorno empresarial; impulsar clústeres que articulen extracción, investigación y comunidad; e investigar productos con mayor valor agregado que abran nuevos mercados y amplíen la oferta exportable.</w:t>
       </w:r>
     </w:p>
     <w:p/>
